--- a/Bao_cao_thiet_ke_phan_mem_he_thong_thi_trac_nghiem.docx
+++ b/Bao_cao_thiet_ke_phan_mem_he_thong_thi_trac_nghiem.docx
@@ -111,8 +111,15 @@
             <w:tcW w:w="6192" w:type="dxa"/>
           </w:tcPr>
           <w:p>
-            <w:r>
-              <w:t>2.0 (Bản cập nhật hoàn thiện kiến trúc, quy trình &amp; chốt quyết định nghiệp vụ)</w:t>
+            <w:pPr>
+              <w:spacing w:before="40" w:after="40"/>
+            </w:pPr>
+            <w:r>
+              <w:rPr>
+                <w:rFonts w:ascii="Arial" w:hAnsi="Arial"/>
+                <w:sz w:val="18"/>
+              </w:rPr>
+              <w:t>3.0 (Bản cập nhật hoàn thiện toàn diện, tích hợp quy trình Cấp tài khoản, Báo cáo khảo thí chuyên sâu, Kiểm toán hệ thống &amp; Tối ưu hóa UI/UX)</w:t>
             </w:r>
           </w:p>
         </w:tc>
@@ -175,15 +182,14 @@
           </w:tcPr>
           <w:p>
             <w:pPr>
-              <w:spacing w:after="0"/>
-            </w:pPr>
-            <w:r>
-              <w:rPr>
-                <w:rFonts w:ascii="Arial" w:hAnsi="Arial"/>
-                <w:color w:val="334155"/>
-                <w:sz w:val="18"/>
-              </w:rPr>
-              <w:t>ĐÃ PHÊ DUYỆT &amp; ĐỒNG BỘ TOÀN DIỆN VỚI MÃ NGUỒN HỆ THỐNG</w:t>
+              <w:spacing w:before="40" w:after="40"/>
+            </w:pPr>
+            <w:r>
+              <w:rPr>
+                <w:rFonts w:ascii="Arial" w:hAnsi="Arial"/>
+                <w:sz w:val="18"/>
+              </w:rPr>
+              <w:t>ĐÃ PHÊ DUYỆT &amp; ĐỒNG BỘ 100% TOÀN DIỆN VỚI MÃ NGUỒN HỆ THỐNG</w:t>
             </w:r>
           </w:p>
         </w:tc>
@@ -246,15 +252,14 @@
           </w:tcPr>
           <w:p>
             <w:pPr>
-              <w:spacing w:after="0"/>
-            </w:pPr>
-            <w:r>
-              <w:rPr>
-                <w:rFonts w:ascii="Arial" w:hAnsi="Arial"/>
-                <w:color w:val="334155"/>
-                <w:sz w:val="18"/>
-              </w:rPr>
-              <w:t>Next.js 15 (React 19) + NestJS 10 (TypeScript) + PostgreSQL 17 + Prisma ORM 5</w:t>
+              <w:spacing w:before="40" w:after="40"/>
+            </w:pPr>
+            <w:r>
+              <w:rPr>
+                <w:rFonts w:ascii="Arial" w:hAnsi="Arial"/>
+                <w:sz w:val="18"/>
+              </w:rPr>
+              <w:t>Next.js 15 (React 19, Tailwind CSS) + NestJS 10 (TypeScript) + PostgreSQL 17 + Prisma ORM 5 + Nodemailer (SMTP) + ExcelJS + Intro Video Engine (GPU Compositing)</w:t>
             </w:r>
           </w:p>
         </w:tc>
@@ -317,15 +322,14 @@
           </w:tcPr>
           <w:p>
             <w:pPr>
-              <w:spacing w:after="0"/>
-            </w:pPr>
-            <w:r>
-              <w:rPr>
-                <w:rFonts w:ascii="Arial" w:hAnsi="Arial"/>
-                <w:color w:val="334155"/>
-                <w:sz w:val="18"/>
-              </w:rPr>
-              <w:t>24/09/2026</w:t>
+              <w:spacing w:before="40" w:after="40"/>
+            </w:pPr>
+            <w:r>
+              <w:rPr>
+                <w:rFonts w:ascii="Arial" w:hAnsi="Arial"/>
+                <w:sz w:val="18"/>
+              </w:rPr>
+              <w:t>07/10/2026</w:t>
             </w:r>
           </w:p>
         </w:tc>
@@ -388,15 +392,14 @@
           </w:tcPr>
           <w:p>
             <w:pPr>
-              <w:spacing w:after="0"/>
-            </w:pPr>
-            <w:r>
-              <w:rPr>
-                <w:rFonts w:ascii="Arial" w:hAnsi="Arial"/>
-                <w:color w:val="334155"/>
-                <w:sz w:val="18"/>
-              </w:rPr>
-              <w:t>Đặc tả chuẩn kỹ thuật, cấu trúc CSDL, API, thuật toán phân bổ và cơ chế chống gian lận đa tầng</w:t>
+              <w:spacing w:before="40" w:after="40"/>
+            </w:pPr>
+            <w:r>
+              <w:rPr>
+                <w:rFonts w:ascii="Arial" w:hAnsi="Arial"/>
+                <w:sz w:val="18"/>
+              </w:rPr>
+              <w:t>Đặc tả chuẩn kỹ thuật, cấu trúc CSDL 15 bảng, 35+ RESTful APIs, thuật toán Largest Remainder, động cơ chống gian lận đa tầng, quy trình cấp tài khoản tự phục vụ, trung tâm báo cáo đa chiều và nhật ký kiểm toán toàn diện</w:t>
             </w:r>
           </w:p>
         </w:tc>
@@ -424,13 +427,16 @@
     </w:p>
     <w:p>
       <w:pPr>
-        <w:spacing w:after="120"/>
+        <w:spacing w:before="40" w:after="60" w:line="288" w:lineRule="auto"/>
+        <w:rPr>
+          <w:rFonts w:ascii="Arial" w:hAnsi="Arial"/>
+          <w:sz w:val="20"/>
+        </w:rPr>
       </w:pPr>
       <w:r>
         <w:rPr>
           <w:rFonts w:ascii="Arial" w:hAnsi="Arial"/>
           <w:b/>
-          <w:color w:val="0F172A"/>
           <w:sz w:val="20"/>
         </w:rPr>
         <w:t xml:space="preserve">Bối cảnh &amp; Sứ mệnh: </w:t>
@@ -438,10 +444,37 @@
       <w:r>
         <w:rPr>
           <w:rFonts w:ascii="Arial" w:hAnsi="Arial"/>
-          <w:color w:val="334155"/>
           <w:sz w:val="20"/>
         </w:rPr>
-        <w:t>Hệ thống phục vụ công tác tổ chức thi trắc nghiệm, sát hạch định kỳ và kiểm tra năng lực chuyên môn nội bộ trong trung tâm/doanh nghiệp. Quy mô đáp ứng từ 100 đến 1.000 cán bộ nhân viên đồng thời với độ trễ thấp, tính ổn định và tính toàn vẹn dữ liệu ở mức tối đa. Hệ thống phân chia độc lập hoàn toàn hai phân hệ giao diện và quyền hạn nghiệp vụ: ADMIN (Quản trị kỹ thuật &amp; Khảo thí) và EMPLOYEE (Cán bộ nhân viên tham gia thi).</w:t>
+        <w:t xml:space="preserve">Hệ thống phục vụ công tác tổ chức thi trắc nghiệm, sát hạch định kỳ và kiểm tra năng lực chuyên môn nội bộ cho Ngân hàng TMCP Sài Gòn Công Thương (SAIGONBANK) và các trung tâm/doanh nghiệp. Quy mô đáp ứng từ </w:t>
+      </w:r>
+      <w:r>
+        <w:rPr>
+          <w:rFonts w:ascii="Arial" w:hAnsi="Arial"/>
+          <w:sz w:val="20"/>
+        </w:rPr>
+        <w:t>20</w:t>
+      </w:r>
+      <w:r>
+        <w:rPr>
+          <w:rFonts w:ascii="Arial" w:hAnsi="Arial"/>
+          <w:sz w:val="20"/>
+        </w:rPr>
+        <w:t xml:space="preserve"> đến </w:t>
+      </w:r>
+      <w:r>
+        <w:rPr>
+          <w:rFonts w:ascii="Arial" w:hAnsi="Arial"/>
+          <w:sz w:val="20"/>
+        </w:rPr>
+        <w:t xml:space="preserve">40 </w:t>
+      </w:r>
+      <w:r>
+        <w:rPr>
+          <w:rFonts w:ascii="Arial" w:hAnsi="Arial"/>
+          <w:sz w:val="20"/>
+        </w:rPr>
+        <w:t>cán bộ nhân viên đồng thời với độ trễ thấp, tính ổn định và tính toàn vẹn dữ liệu ở mức tối đa. Hệ thống tích hợp toàn diện quy trình tiếp nhận &amp; phê duyệt yêu cầu cấp tài khoản trực tuyến (Self-service Account Request), lưu vết kiểm toán tự động (Audit Trail), trung tâm báo cáo đa chiều theo kỳ thi &amp; phòng ban kèm trích xuất Excel chuyên sâu. Hệ thống phân chia độc lập hoàn toàn hai phân hệ giao diện và quyền hạn nghiệp vụ: ADMIN (Quản trị kỹ thuật &amp; Khảo thí) và EMPLOYEE (Cán bộ nhân viên tham gia thi), đồng thời hỗ trợ luồng đăng ký tài khoản công khai cho ứng viên/nhân viên mới.</w:t>
       </w:r>
     </w:p>
     <w:p>
@@ -632,6 +665,7 @@
                 <w:color w:val="334155"/>
                 <w:sz w:val="18"/>
               </w:rPr>
+              <w:lastRenderedPageBreak/>
               <w:t>ADMIN</w:t>
             </w:r>
           </w:p>
@@ -688,15 +722,14 @@
           </w:tcPr>
           <w:p>
             <w:pPr>
-              <w:spacing w:after="0"/>
-            </w:pPr>
-            <w:r>
-              <w:rPr>
-                <w:rFonts w:ascii="Arial" w:hAnsi="Arial"/>
-                <w:color w:val="334155"/>
-                <w:sz w:val="18"/>
-              </w:rPr>
-              <w:t>Toàn quyền quản trị hệ thống: Quản lý danh mục phòng ban, người dùng (khóa/mở khóa), ngân hàng câu hỏi (nhập liệu, import Excel 2 pha), thiết lập cấu hình kỳ thi, giám sát thi trực tiếp, tra cứu nhật ký vi phạm chuyển tab, xem đề thi snapshot bất biến và trích xuất báo cáo thống kê chuyên sâu (XLSX, PDF).</w:t>
+              <w:spacing w:before="40" w:after="40"/>
+            </w:pPr>
+            <w:r>
+              <w:rPr>
+                <w:rFonts w:ascii="Arial" w:hAnsi="Arial"/>
+                <w:sz w:val="18"/>
+              </w:rPr>
+              <w:t>Toàn quyền quản trị hệ thống: Quản lý danh mục phòng ban (thêm, sửa, import Excel), người dùng (khóa/mở khóa, import Excel 2 pha), phê duyệt/từ chối yêu cầu cấp tài khoản khảo thí (tự động kích hoạt tài khoản và gửi email thông báo), ngân hàng câu hỏi (nhập liệu, import Excel 2 pha), thiết lập cấu hình kỳ thi, giám sát thi trực tiếp, tra cứu nhật ký vi phạm chuyển tab, xem đề thi snapshot bất biến, theo dõi lịch sử kiểm toán hoạt động hệ thống (Audit Logs) và trích xuất báo cáo thống kê chuyên sâu đa chiều (XLSX, PDF).</w:t>
             </w:r>
           </w:p>
         </w:tc>
@@ -734,7 +767,6 @@
                 <w:color w:val="334155"/>
                 <w:sz w:val="18"/>
               </w:rPr>
-              <w:lastRenderedPageBreak/>
               <w:t>EMPLOYEE</w:t>
             </w:r>
           </w:p>
@@ -800,6 +832,109 @@
                 <w:sz w:val="18"/>
               </w:rPr>
               <w:t>Hoàn thiện hồ sơ ban đầu (chọn phòng ban chuẩn hóa), quản lý mật khẩu cá nhân, tra cứu danh sách kỳ thi được phân quyền, làm bài thi trực tuyến (hỗ trợ autosave ngầm, đồng hồ đếm ngược server-side, chống gian lận), nộp bài và tra cứu bảng điểm kết quả theo chính sách của từng kỳ thi.</w:t>
+            </w:r>
+          </w:p>
+        </w:tc>
+      </w:tr>
+      <w:tr>
+        <w:tc>
+          <w:tcPr>
+            <w:tcW w:w="1728" w:type="dxa"/>
+            <w:tcBorders>
+              <w:top w:val="single" w:sz="4" w:space="0" w:color="E2E8F0"/>
+              <w:left w:val="single" w:sz="4" w:space="0" w:color="E2E8F0"/>
+              <w:bottom w:val="single" w:sz="4" w:space="0" w:color="E2E8F0"/>
+              <w:right w:val="single" w:sz="4" w:space="0" w:color="E2E8F0"/>
+            </w:tcBorders>
+            <w:shd w:val="clear" w:color="auto" w:fill="FFFFFF"/>
+            <w:tcMar>
+              <w:top w:w="100" w:type="dxa"/>
+              <w:left w:w="130" w:type="dxa"/>
+              <w:bottom w:w="100" w:type="dxa"/>
+              <w:right w:w="130" w:type="dxa"/>
+            </w:tcMar>
+            <w:vAlign w:val="center"/>
+          </w:tcPr>
+          <w:p>
+            <w:pPr>
+              <w:spacing w:before="40" w:after="40"/>
+            </w:pPr>
+            <w:r>
+              <w:rPr>
+                <w:rFonts w:ascii="Arial" w:hAnsi="Arial"/>
+                <w:sz w:val="18"/>
+              </w:rPr>
+              <w:t>GUEST / CANDIDATE</w:t>
+            </w:r>
+            <w:r>
+              <w:rPr>
+                <w:rFonts w:ascii="Arial" w:hAnsi="Arial"/>
+                <w:sz w:val="18"/>
+              </w:rPr>
+              <w:br/>
+              <w:t>(Người dùng chưa có tài khoản)</w:t>
+            </w:r>
+          </w:p>
+        </w:tc>
+        <w:tc>
+          <w:tcPr>
+            <w:tcW w:w="2880" w:type="dxa"/>
+            <w:tcBorders>
+              <w:top w:val="single" w:sz="4" w:space="0" w:color="E2E8F0"/>
+              <w:left w:val="single" w:sz="4" w:space="0" w:color="E2E8F0"/>
+              <w:bottom w:val="single" w:sz="4" w:space="0" w:color="E2E8F0"/>
+              <w:right w:val="single" w:sz="4" w:space="0" w:color="E2E8F0"/>
+            </w:tcBorders>
+            <w:shd w:val="clear" w:color="auto" w:fill="FFFFFF"/>
+            <w:tcMar>
+              <w:top w:w="100" w:type="dxa"/>
+              <w:left w:w="130" w:type="dxa"/>
+              <w:bottom w:w="100" w:type="dxa"/>
+              <w:right w:w="130" w:type="dxa"/>
+            </w:tcMar>
+            <w:vAlign w:val="center"/>
+          </w:tcPr>
+          <w:p>
+            <w:pPr>
+              <w:spacing w:before="40" w:after="40"/>
+            </w:pPr>
+            <w:r>
+              <w:rPr>
+                <w:rFonts w:ascii="Arial" w:hAnsi="Arial"/>
+                <w:sz w:val="18"/>
+              </w:rPr>
+              <w:t>Cán bộ nhân viên mới, thí sinh chưa được cấp tài khoản khảo thí</w:t>
+            </w:r>
+          </w:p>
+        </w:tc>
+        <w:tc>
+          <w:tcPr>
+            <w:tcW w:w="4752" w:type="dxa"/>
+            <w:tcBorders>
+              <w:top w:val="single" w:sz="4" w:space="0" w:color="E2E8F0"/>
+              <w:left w:val="single" w:sz="4" w:space="0" w:color="E2E8F0"/>
+              <w:bottom w:val="single" w:sz="4" w:space="0" w:color="E2E8F0"/>
+              <w:right w:val="single" w:sz="4" w:space="0" w:color="E2E8F0"/>
+            </w:tcBorders>
+            <w:shd w:val="clear" w:color="auto" w:fill="FFFFFF"/>
+            <w:tcMar>
+              <w:top w:w="100" w:type="dxa"/>
+              <w:left w:w="130" w:type="dxa"/>
+              <w:bottom w:w="100" w:type="dxa"/>
+              <w:right w:w="130" w:type="dxa"/>
+            </w:tcMar>
+            <w:vAlign w:val="center"/>
+          </w:tcPr>
+          <w:p>
+            <w:pPr>
+              <w:spacing w:before="40" w:after="40"/>
+            </w:pPr>
+            <w:r>
+              <w:rPr>
+                <w:rFonts w:ascii="Arial" w:hAnsi="Arial"/>
+                <w:sz w:val="18"/>
+              </w:rPr>
+              <w:t>Truy cập cổng gửi Yêu cầu cấp tài khoản (/request-account), điền thông tin cá nhân, phòng ban và lý do để gửi lên Quản trị viên phê duyệt; nhận email thông báo kèm thông tin đăng nhập tự động khi được duyệt.</w:t>
             </w:r>
           </w:p>
         </w:tc>
@@ -1017,6 +1152,7 @@
           <w:color w:val="1E3A8A"/>
           <w:sz w:val="24"/>
         </w:rPr>
+        <w:lastRenderedPageBreak/>
         <w:t>2.1. Phân vùng giao diện và định tuyến độc lập</w:t>
       </w:r>
     </w:p>
@@ -1230,15 +1366,14 @@
           </w:tcPr>
           <w:p>
             <w:pPr>
-              <w:spacing w:after="0"/>
-            </w:pPr>
-            <w:r>
-              <w:rPr>
-                <w:rFonts w:ascii="Arial" w:hAnsi="Arial"/>
-                <w:color w:val="334155"/>
-                <w:sz w:val="18"/>
-              </w:rPr>
-              <w:t>/login, /forgot-password, /reset-password</w:t>
+              <w:spacing w:before="40" w:after="40"/>
+            </w:pPr>
+            <w:r>
+              <w:rPr>
+                <w:rFonts w:ascii="Arial" w:hAnsi="Arial"/>
+                <w:sz w:val="18"/>
+              </w:rPr>
+              <w:t>/login, /forgot-password, /reset-password, /request-account</w:t>
             </w:r>
           </w:p>
         </w:tc>
@@ -1262,15 +1397,14 @@
           </w:tcPr>
           <w:p>
             <w:pPr>
-              <w:spacing w:after="0"/>
-            </w:pPr>
-            <w:r>
-              <w:rPr>
-                <w:rFonts w:ascii="Arial" w:hAnsi="Arial"/>
-                <w:color w:val="334155"/>
-                <w:sz w:val="18"/>
-              </w:rPr>
-              <w:t>Auth Layout (thẻ form tập trung, nhận diện thương hiệu, thông báo lỗi trực quan)</w:t>
+              <w:spacing w:before="40" w:after="40"/>
+            </w:pPr>
+            <w:r>
+              <w:rPr>
+                <w:rFonts w:ascii="Arial" w:hAnsi="Arial"/>
+                <w:sz w:val="18"/>
+              </w:rPr>
+              <w:t>Auth Layout (thẻ form tập trung, nhận diện thương hiệu SAIGONBANK #0066B1, intro video chào mừng, thông báo lỗi trực quan)</w:t>
             </w:r>
           </w:p>
         </w:tc>
@@ -1498,15 +1632,14 @@
           </w:tcPr>
           <w:p>
             <w:pPr>
-              <w:spacing w:after="0"/>
-            </w:pPr>
-            <w:r>
-              <w:rPr>
-                <w:rFonts w:ascii="Arial" w:hAnsi="Arial"/>
-                <w:color w:val="334155"/>
-                <w:sz w:val="18"/>
-              </w:rPr>
-              <w:t>/admin/* (/dashboard, /users, /departments, /questions, /exams, /reports)</w:t>
+              <w:spacing w:before="40" w:after="40"/>
+            </w:pPr>
+            <w:r>
+              <w:rPr>
+                <w:rFonts w:ascii="Arial" w:hAnsi="Arial"/>
+                <w:sz w:val="18"/>
+              </w:rPr>
+              <w:t>/admin/* (/dashboard, /users, /departments, /questions, /exams, /reports, /activity-logs, /users/import, /departments/import, /questions/import)</w:t>
             </w:r>
           </w:p>
         </w:tc>
@@ -1588,7 +1721,6 @@
           <w:color w:val="1E3A8A"/>
           <w:sz w:val="24"/>
         </w:rPr>
-        <w:lastRenderedPageBreak/>
         <w:t>2.2. Kiến trúc xác thực phiên duy nhất (Single Active Session)</w:t>
       </w:r>
     </w:p>
@@ -1826,6 +1958,249 @@
     </w:p>
     <w:p>
       <w:pPr>
+        <w:spacing w:before="120" w:after="80" w:line="288" w:lineRule="auto"/>
+      </w:pPr>
+      <w:r>
+        <w:rPr>
+          <w:rFonts w:ascii="Arial" w:hAnsi="Arial"/>
+          <w:b/>
+          <w:sz w:val="24"/>
+        </w:rPr>
+        <w:t>2.4. Dịch vụ Thông báo Email tự động (Automated Email Notification Service)</w:t>
+      </w:r>
+    </w:p>
+    <w:p>
+      <w:pPr>
+        <w:spacing w:before="40" w:after="60" w:line="288" w:lineRule="auto"/>
+      </w:pPr>
+      <w:r>
+        <w:rPr>
+          <w:rFonts w:ascii="Arial" w:hAnsi="Arial"/>
+          <w:b/>
+          <w:sz w:val="20"/>
+        </w:rPr>
+        <w:lastRenderedPageBreak/>
+        <w:t xml:space="preserve">Kiến trúc tích hợp dịch vụ Email: </w:t>
+      </w:r>
+      <w:r>
+        <w:rPr>
+          <w:rFonts w:ascii="Arial" w:hAnsi="Arial"/>
+          <w:sz w:val="20"/>
+        </w:rPr>
+        <w:t>Hệ thống tích hợp module EmailModule (NestJS) chuyên dụng kết hợp thư viện Nodemailer, bảo đảm tính độc lập và khả năng mở rộng cao. Dịch vụ hỗ trợ linh hoạt kết nối qua giao thức SMTP tiêu chuẩn, tương thích hoàn toàn với Mailpit trong môi trường phát triển/thử nghiệm nội bộ và các máy chủ SMTP doanh nghiệp (Microsoft Exchange, Google Workspace, Postfix) khi triển khai thực tế.</w:t>
+      </w:r>
+    </w:p>
+    <w:p>
+      <w:pPr>
+        <w:spacing w:before="40" w:after="60" w:line="288" w:lineRule="auto"/>
+      </w:pPr>
+      <w:r>
+        <w:rPr>
+          <w:rFonts w:ascii="Arial" w:hAnsi="Arial"/>
+          <w:b/>
+          <w:sz w:val="20"/>
+        </w:rPr>
+        <w:t xml:space="preserve">Mẫu email HTML chuẩn hóa (Responsive HTML Templates): </w:t>
+      </w:r>
+      <w:r>
+        <w:rPr>
+          <w:rFonts w:ascii="Arial" w:hAnsi="Arial"/>
+          <w:sz w:val="20"/>
+        </w:rPr>
+        <w:t>Toàn bộ thông điệp gửi đi được định dạng bằng mã HTML chuẩn với nhận diện thương hiệu SAIGONBANK (mã màu chủ đạo #0066B1, logo ngân hàng, cấu trúc bảng và nút bấm hành động nổi bật), mang lại trải nghiệm chuyên nghiệp cho cán bộ nhân viên.</w:t>
+      </w:r>
+    </w:p>
+    <w:p>
+      <w:pPr>
+        <w:spacing w:before="40" w:after="60" w:line="288" w:lineRule="auto"/>
+      </w:pPr>
+      <w:r>
+        <w:rPr>
+          <w:rFonts w:ascii="Arial" w:hAnsi="Arial"/>
+          <w:b/>
+          <w:sz w:val="20"/>
+        </w:rPr>
+        <w:t>Kịch bản gửi email tự động theo sự kiện nghiệp vụ:</w:t>
+      </w:r>
+    </w:p>
+    <w:p>
+      <w:pPr>
+        <w:pStyle w:val="ListBullet"/>
+        <w:spacing w:before="20" w:after="40" w:line="288" w:lineRule="auto"/>
+      </w:pPr>
+      <w:r>
+        <w:rPr>
+          <w:rFonts w:ascii="Arial" w:hAnsi="Arial"/>
+          <w:b/>
+          <w:sz w:val="20"/>
+        </w:rPr>
+        <w:t xml:space="preserve">1. Gửi mã OTP khôi phục mật khẩu: </w:t>
+      </w:r>
+      <w:r>
+        <w:rPr>
+          <w:rFonts w:ascii="Arial" w:hAnsi="Arial"/>
+          <w:sz w:val="20"/>
+        </w:rPr>
+        <w:t>Khi người dùng yêu cầu lấy lại mật khẩu tại /forgot-password, hệ thống gửi email chứa mã OTP gồm 6 chữ số ngẫu nhiên với thời hạn hiệu lực chính xác 10 phút, giới hạn tối đa 3 lần nhập sai.</w:t>
+      </w:r>
+    </w:p>
+    <w:p>
+      <w:pPr>
+        <w:pStyle w:val="ListBullet"/>
+        <w:spacing w:before="20" w:after="40" w:line="288" w:lineRule="auto"/>
+      </w:pPr>
+      <w:r>
+        <w:rPr>
+          <w:rFonts w:ascii="Arial" w:hAnsi="Arial"/>
+          <w:b/>
+          <w:sz w:val="20"/>
+        </w:rPr>
+        <w:t xml:space="preserve">2. Thông báo phê duyệt yêu cầu cấp tài khoản: </w:t>
+      </w:r>
+      <w:r>
+        <w:rPr>
+          <w:rFonts w:ascii="Arial" w:hAnsi="Arial"/>
+          <w:sz w:val="20"/>
+        </w:rPr>
+        <w:t>Ngay khi Admin bấm Phê duyệt yêu cầu cấp tài khoản tại trang quản trị, hệ thống tự động kích hoạt tài khoản User và gửi email thông báo chúc mừng kèm Username và Mật khẩu khởi tạo bảo mật đến hòm thư công vụ của nhân viên.</w:t>
+      </w:r>
+    </w:p>
+    <w:p>
+      <w:pPr>
+        <w:pStyle w:val="ListBullet"/>
+        <w:spacing w:before="20" w:after="40" w:line="288" w:lineRule="auto"/>
+      </w:pPr>
+      <w:r>
+        <w:rPr>
+          <w:rFonts w:ascii="Arial" w:hAnsi="Arial"/>
+          <w:b/>
+          <w:sz w:val="20"/>
+        </w:rPr>
+        <w:t xml:space="preserve">3. Thông báo từ chối yêu cầu cấp tài khoản: </w:t>
+      </w:r>
+      <w:r>
+        <w:rPr>
+          <w:rFonts w:ascii="Arial" w:hAnsi="Arial"/>
+          <w:sz w:val="20"/>
+        </w:rPr>
+        <w:t>Trường hợp yêu cầu không hợp lệ, hệ thống tự động gửi email thông báo từ chối kèm Lý do từ chối cụ thể do Admin nhập vào (ví dụ: 'Thông tin phòng ban không khớp', 'Đã tồn tại tài khoản'), giúp nhân viên nắm rõ nguyên nhân và liên hệ điều chỉnh.</w:t>
+      </w:r>
+    </w:p>
+    <w:p>
+      <w:pPr>
+        <w:spacing w:before="120" w:after="80" w:line="288" w:lineRule="auto"/>
+      </w:pPr>
+      <w:r>
+        <w:rPr>
+          <w:rFonts w:ascii="Arial" w:hAnsi="Arial"/>
+          <w:b/>
+          <w:sz w:val="24"/>
+        </w:rPr>
+        <w:t>2.5. Trải nghiệm giao diện người dùng cao cấp &amp; Động cơ Intro Video thương hiệu SAIGONBANK</w:t>
+      </w:r>
+    </w:p>
+    <w:p>
+      <w:pPr>
+        <w:spacing w:before="40" w:after="60" w:line="288" w:lineRule="auto"/>
+      </w:pPr>
+      <w:r>
+        <w:rPr>
+          <w:rFonts w:ascii="Arial" w:hAnsi="Arial"/>
+          <w:b/>
+          <w:sz w:val="20"/>
+        </w:rPr>
+        <w:t xml:space="preserve">Đồng bộ nhận diện thương hiệu SAIGONBANK: </w:t>
+      </w:r>
+      <w:r>
+        <w:rPr>
+          <w:rFonts w:ascii="Arial" w:hAnsi="Arial"/>
+          <w:sz w:val="20"/>
+        </w:rPr>
+        <w:t>Toàn bộ giao diện hệ thống được thiết kế theo hệ thống nhận diện số của Ngân hàng TMCP Sài Gòn Công Thương với màu sắc chủ đạo là xanh dương thương hiệu (#0066B1), kết hợp cùng gam màu phụ trợ trung tính, font chữ tiêu chuẩn và hệ thống bóng đổ tinh tế, đảm bảo sự trang trọng và tin cậy của môi trường ngân hàng.</w:t>
+      </w:r>
+    </w:p>
+    <w:p>
+      <w:pPr>
+        <w:spacing w:before="40" w:after="60" w:line="288" w:lineRule="auto"/>
+      </w:pPr>
+      <w:r>
+        <w:rPr>
+          <w:rFonts w:ascii="Arial" w:hAnsi="Arial"/>
+          <w:b/>
+          <w:sz w:val="20"/>
+        </w:rPr>
+        <w:t xml:space="preserve">Động cơ Intro Video 3D Logo Reveal (1080p): </w:t>
+      </w:r>
+      <w:r>
+        <w:rPr>
+          <w:rFonts w:ascii="Arial" w:hAnsi="Arial"/>
+          <w:sz w:val="20"/>
+        </w:rPr>
+        <w:t>Nhằm nâng cao trải nghiệm thị giác và khẳng định bản sắc văn hóa doanh nghiệp, hệ thống tích hợp đoạn video hoạt họa 3D logo reveal sắc nét (Full HD 1080p). Video được kích hoạt tự động ở hai thời điểm trọng yếu: Khi người dùng lần đầu truy cập website và sau khi đăng nhập thành công trước lúc chuyển hướng vào trang chủ của từng vai trò.</w:t>
+      </w:r>
+    </w:p>
+    <w:p>
+      <w:pPr>
+        <w:spacing w:before="40" w:after="60" w:line="288" w:lineRule="auto"/>
+      </w:pPr>
+      <w:r>
+        <w:rPr>
+          <w:rFonts w:ascii="Arial" w:hAnsi="Arial"/>
+          <w:b/>
+          <w:sz w:val="20"/>
+        </w:rPr>
+        <w:t xml:space="preserve">Tối ưu hóa hiệu năng &amp; Tăng tốc phát: </w:t>
+      </w:r>
+      <w:r>
+        <w:rPr>
+          <w:rFonts w:ascii="Arial" w:hAnsi="Arial"/>
+          <w:sz w:val="20"/>
+        </w:rPr>
+        <w:t>Đoạn video được tăng tốc phát nhằm hoàn tất toàn bộ hiệu ứng trong khoảng 1.0 đến 1.5 giây, tránh làm gián đoạn hoặc gây khó chịu cho người sử dụng. Hệ thống áp dụng công nghệ GPU Compositing (translateZ(0), will-change: opacity, backface-visibility: hidden) và kiểm soát tần suất phát nghiêm ngặt: Chỉ phát 1 lần cho mỗi phiên làm việc thông qua sessionStorage (has_seen_entry_intro).</w:t>
+      </w:r>
+    </w:p>
+    <w:p>
+      <w:pPr>
+        <w:spacing w:before="40" w:after="60" w:line="288" w:lineRule="auto"/>
+      </w:pPr>
+      <w:r>
+        <w:rPr>
+          <w:rFonts w:ascii="Arial" w:hAnsi="Arial"/>
+          <w:b/>
+          <w:sz w:val="20"/>
+        </w:rPr>
+        <w:t xml:space="preserve">Chuyển cảnh hậu đăng nhập mượt mà (Seamless Post-login Transition): </w:t>
+      </w:r>
+      <w:r>
+        <w:rPr>
+          <w:rFonts w:ascii="Arial" w:hAnsi="Arial"/>
+          <w:sz w:val="20"/>
+        </w:rPr>
+        <w:t>Để giải quyết triệt để hiện tượng nháy trắng (Flash of Unstyled Content - FOUC) khi đăng nhập, hệ thống áp dụng cơ chế giữ lớp phủ video (fadeOutOnFinish = false) trong lúc Next.js Router thực hiện prefetch và replace URL sang Dashboard (/admin/dashboard hoặc /employee/dashboard). Nhờ đó, người dùng được chuyển mượt mà trực tiếp từ khung hình intro sang giao diện làm việc chính thức.</w:t>
+      </w:r>
+    </w:p>
+    <w:p>
+      <w:pPr>
+        <w:spacing w:before="40" w:after="60" w:line="288" w:lineRule="auto"/>
+      </w:pPr>
+      <w:r>
+        <w:rPr>
+          <w:rFonts w:ascii="Arial" w:hAnsi="Arial"/>
+          <w:b/>
+          <w:sz w:val="20"/>
+        </w:rPr>
+        <w:t xml:space="preserve">Hệ thống Skeleton Shimmer tự động: </w:t>
+      </w:r>
+      <w:r>
+        <w:rPr>
+          <w:rFonts w:ascii="Arial" w:hAnsi="Arial"/>
+          <w:sz w:val="20"/>
+        </w:rPr>
+        <w:t>Tích hợp cơ chế loading.tsx theo chuẩn Next.js 15 App Router cho cả phân hệ Quản trị (Admin) và Thí sinh (Employee). Trong lúc dữ liệu đang tải qua mạng, giao diện tự động hiển thị các khối khung xương phát sáng (Shimmer) tương ứng với thẻ thống kê, biểu đồ và bảng dữ liệu, mang lại cảm giác mượt mà tức thì.</w:t>
+      </w:r>
+    </w:p>
+    <w:p>
+      <w:pPr>
         <w:keepNext/>
         <w:spacing w:before="400" w:after="120"/>
       </w:pPr>
@@ -1873,6 +2248,7 @@
           <w:color w:val="1E3A8A"/>
           <w:sz w:val="24"/>
         </w:rPr>
+        <w:lastRenderedPageBreak/>
         <w:t>3.1. Danh mục màn hình chức năng của Employee</w:t>
       </w:r>
     </w:p>
@@ -2231,7 +2607,6 @@
                 <w:color w:val="334155"/>
                 <w:sz w:val="18"/>
               </w:rPr>
-              <w:lastRenderedPageBreak/>
               <w:t>Bảng điều khiển (Dashboard)</w:t>
             </w:r>
           </w:p>
@@ -2288,15 +2663,14 @@
           </w:tcPr>
           <w:p>
             <w:pPr>
-              <w:spacing w:after="0"/>
-            </w:pPr>
-            <w:r>
-              <w:rPr>
-                <w:rFonts w:ascii="Arial" w:hAnsi="Arial"/>
-                <w:color w:val="334155"/>
-                <w:sz w:val="18"/>
-              </w:rPr>
-              <w:t>Thẻ tóm tắt các kỳ thi: Đang mở (Open), Sắp diễn ra (Upcoming), Đã hoàn thành (Completed). Banner nổi bật cảnh báo nếu có bài thi đang làm dở với nút 'Tiếp tục làm bài'.</w:t>
+              <w:spacing w:before="40" w:after="40"/>
+            </w:pPr>
+            <w:r>
+              <w:rPr>
+                <w:rFonts w:ascii="Arial" w:hAnsi="Arial"/>
+                <w:sz w:val="18"/>
+              </w:rPr>
+              <w:t>4 Thẻ KPI cá nhân (Số lượt đã thi, Điểm trung bình, Lượt thi đạt, Tỷ lệ đạt %), Banner cảnh báo nổi bật nếu có bài thi đang làm dở kèm nút 'Tiếp tục làm bài', Lưới thẻ các kỳ thi đang mở phân loại theo trạng thái (Đang mở, Sắp diễn ra, Đã hoàn thành).</w:t>
             </w:r>
           </w:p>
         </w:tc>
@@ -2909,6 +3283,101 @@
                 <w:sz w:val="18"/>
               </w:rPr>
               <w:t>Hiển thị điểm số quy đổi thang 10, số câu Đúng / Sai / Chưa làm, kết luận ĐẠT (PASS) hoặc KHÔNG ĐẠT (FAIL). Hiển thị chi tiết đáp án đúng và giải thích CHỈ KHI cấu hình kỳ thi cho phép.</w:t>
+            </w:r>
+          </w:p>
+        </w:tc>
+      </w:tr>
+      <w:tr>
+        <w:tc>
+          <w:tcPr>
+            <w:tcW w:w="2160" w:type="dxa"/>
+            <w:tcBorders>
+              <w:top w:val="single" w:sz="4" w:space="0" w:color="E2E8F0"/>
+              <w:left w:val="single" w:sz="4" w:space="0" w:color="E2E8F0"/>
+              <w:bottom w:val="single" w:sz="4" w:space="0" w:color="E2E8F0"/>
+              <w:right w:val="single" w:sz="4" w:space="0" w:color="E2E8F0"/>
+            </w:tcBorders>
+            <w:shd w:val="clear" w:color="auto" w:fill="F8FAFC"/>
+            <w:tcMar>
+              <w:top w:w="100" w:type="dxa"/>
+              <w:left w:w="130" w:type="dxa"/>
+              <w:bottom w:w="100" w:type="dxa"/>
+              <w:right w:w="130" w:type="dxa"/>
+            </w:tcMar>
+            <w:vAlign w:val="center"/>
+          </w:tcPr>
+          <w:p>
+            <w:pPr>
+              <w:spacing w:before="40" w:after="40"/>
+            </w:pPr>
+            <w:r>
+              <w:rPr>
+                <w:rFonts w:ascii="Arial" w:hAnsi="Arial"/>
+                <w:sz w:val="18"/>
+              </w:rPr>
+              <w:t>Yêu cầu cấp tài khoản</w:t>
+            </w:r>
+          </w:p>
+        </w:tc>
+        <w:tc>
+          <w:tcPr>
+            <w:tcW w:w="2592" w:type="dxa"/>
+            <w:tcBorders>
+              <w:top w:val="single" w:sz="4" w:space="0" w:color="E2E8F0"/>
+              <w:left w:val="single" w:sz="4" w:space="0" w:color="E2E8F0"/>
+              <w:bottom w:val="single" w:sz="4" w:space="0" w:color="E2E8F0"/>
+              <w:right w:val="single" w:sz="4" w:space="0" w:color="E2E8F0"/>
+            </w:tcBorders>
+            <w:shd w:val="clear" w:color="auto" w:fill="F8FAFC"/>
+            <w:tcMar>
+              <w:top w:w="100" w:type="dxa"/>
+              <w:left w:w="130" w:type="dxa"/>
+              <w:bottom w:w="100" w:type="dxa"/>
+              <w:right w:w="130" w:type="dxa"/>
+            </w:tcMar>
+            <w:vAlign w:val="center"/>
+          </w:tcPr>
+          <w:p>
+            <w:pPr>
+              <w:spacing w:before="40" w:after="40"/>
+            </w:pPr>
+            <w:r>
+              <w:rPr>
+                <w:rFonts w:ascii="Arial" w:hAnsi="Arial"/>
+                <w:sz w:val="18"/>
+              </w:rPr>
+              <w:t>/request-account</w:t>
+            </w:r>
+          </w:p>
+        </w:tc>
+        <w:tc>
+          <w:tcPr>
+            <w:tcW w:w="4608" w:type="dxa"/>
+            <w:tcBorders>
+              <w:top w:val="single" w:sz="4" w:space="0" w:color="E2E8F0"/>
+              <w:left w:val="single" w:sz="4" w:space="0" w:color="E2E8F0"/>
+              <w:bottom w:val="single" w:sz="4" w:space="0" w:color="E2E8F0"/>
+              <w:right w:val="single" w:sz="4" w:space="0" w:color="E2E8F0"/>
+            </w:tcBorders>
+            <w:shd w:val="clear" w:color="auto" w:fill="F8FAFC"/>
+            <w:tcMar>
+              <w:top w:w="100" w:type="dxa"/>
+              <w:left w:w="130" w:type="dxa"/>
+              <w:bottom w:w="100" w:type="dxa"/>
+              <w:right w:w="130" w:type="dxa"/>
+            </w:tcMar>
+            <w:vAlign w:val="center"/>
+          </w:tcPr>
+          <w:p>
+            <w:pPr>
+              <w:spacing w:before="40" w:after="40"/>
+            </w:pPr>
+            <w:r>
+              <w:rPr>
+                <w:rFonts w:ascii="Arial" w:hAnsi="Arial"/>
+                <w:sz w:val="18"/>
+              </w:rPr>
+              <w:t>Biểu mẫu đăng ký tài khoản khảo thí nội bộ: Họ tên, Username mong muốn, Email công vụ, Phòng ban (lấy từ API danh mục Admin), Chức danh, Lý do cần cấp tài khoản. Hệ thống kiểm tra ràng buộc trùng lặp email/username tức thì. Hiển thị thông báo hướng dẫn chờ Admin phê duyệt.</w:t>
             </w:r>
           </w:p>
         </w:tc>
@@ -2964,6 +3433,7 @@
           <w:color w:val="0F172A"/>
           <w:sz w:val="20"/>
         </w:rPr>
+        <w:lastRenderedPageBreak/>
         <w:t xml:space="preserve">2. Tự động lưu đáp án ngầm (Autosave): </w:t>
       </w:r>
       <w:r>
@@ -3093,7 +3563,6 @@
           <w:color w:val="1E3A8A"/>
           <w:sz w:val="24"/>
         </w:rPr>
-        <w:lastRenderedPageBreak/>
         <w:t>4.1. Danh mục màn hình chức năng của Admin</w:t>
       </w:r>
     </w:p>
@@ -3406,15 +3875,14 @@
           </w:tcPr>
           <w:p>
             <w:pPr>
-              <w:spacing w:after="0"/>
-            </w:pPr>
-            <w:r>
-              <w:rPr>
-                <w:rFonts w:ascii="Arial" w:hAnsi="Arial"/>
-                <w:color w:val="334155"/>
-                <w:sz w:val="18"/>
-              </w:rPr>
-              <w:t>Bảng dữ liệu tìm kiếm, lọc theo phòng ban, lọc trạng thái (Active/Locked), phân trang. Nút Thêm mới, Sửa, Đổi mật khẩu, Khóa/Mở khóa tài khoản ngay lập tức.</w:t>
+              <w:spacing w:before="40" w:after="40"/>
+            </w:pPr>
+            <w:r>
+              <w:rPr>
+                <w:rFonts w:ascii="Arial" w:hAnsi="Arial"/>
+                <w:sz w:val="18"/>
+              </w:rPr>
+              <w:t>Bảng dữ liệu 2 Tab tích hợp: Tab 1 Quản lý danh sách Người dùng (tìm kiếm, lọc phòng ban/vai trò/trạng thái, phân trang, khóa/mở khóa tài khoản, thêm mới, sửa, đổi mật khẩu); Tab 2 Quản lý Yêu cầu cấp tài khoản (Account Requests) kèm Badge số lượng chờ duyệt thời gian thực, nút Phê duyệt (tự động tạo user + gửi email) và nút Từ chối (nhập lý do từ chối + gửi email).</w:t>
             </w:r>
           </w:p>
         </w:tc>
@@ -3860,6 +4328,7 @@
                 <w:color w:val="334155"/>
                 <w:sz w:val="18"/>
               </w:rPr>
+              <w:lastRenderedPageBreak/>
               <w:t>Import Câu hỏi từ Excel</w:t>
             </w:r>
           </w:p>
@@ -4231,6 +4700,386 @@
                 <w:sz w:val="18"/>
               </w:rPr>
               <w:t>Xem lại 100% đề thi đóng băng: Thứ tự câu, các phương án đã trộn, đáp án thí sinh chọn, đáp án đúng hệ thống, thời điểm trả lời từng câu và Danh sách nhật ký vi phạm chuyển tab.</w:t>
+            </w:r>
+          </w:p>
+        </w:tc>
+      </w:tr>
+      <w:tr>
+        <w:tc>
+          <w:tcPr>
+            <w:tcW w:w="2304" w:type="dxa"/>
+            <w:tcBorders>
+              <w:top w:val="single" w:sz="4" w:space="0" w:color="E2E8F0"/>
+              <w:left w:val="single" w:sz="4" w:space="0" w:color="E2E8F0"/>
+              <w:bottom w:val="single" w:sz="4" w:space="0" w:color="E2E8F0"/>
+              <w:right w:val="single" w:sz="4" w:space="0" w:color="E2E8F0"/>
+            </w:tcBorders>
+            <w:shd w:val="clear" w:color="auto" w:fill="FFFFFF"/>
+            <w:tcMar>
+              <w:top w:w="100" w:type="dxa"/>
+              <w:left w:w="130" w:type="dxa"/>
+              <w:bottom w:w="100" w:type="dxa"/>
+              <w:right w:w="130" w:type="dxa"/>
+            </w:tcMar>
+            <w:vAlign w:val="center"/>
+          </w:tcPr>
+          <w:p>
+            <w:pPr>
+              <w:spacing w:before="40" w:after="40"/>
+            </w:pPr>
+            <w:r>
+              <w:rPr>
+                <w:rFonts w:ascii="Arial" w:hAnsi="Arial"/>
+                <w:sz w:val="18"/>
+              </w:rPr>
+              <w:t>Import Người dùng từ Excel</w:t>
+            </w:r>
+          </w:p>
+        </w:tc>
+        <w:tc>
+          <w:tcPr>
+            <w:tcW w:w="2592" w:type="dxa"/>
+            <w:tcBorders>
+              <w:top w:val="single" w:sz="4" w:space="0" w:color="E2E8F0"/>
+              <w:left w:val="single" w:sz="4" w:space="0" w:color="E2E8F0"/>
+              <w:bottom w:val="single" w:sz="4" w:space="0" w:color="E2E8F0"/>
+              <w:right w:val="single" w:sz="4" w:space="0" w:color="E2E8F0"/>
+            </w:tcBorders>
+            <w:shd w:val="clear" w:color="auto" w:fill="FFFFFF"/>
+            <w:tcMar>
+              <w:top w:w="100" w:type="dxa"/>
+              <w:left w:w="130" w:type="dxa"/>
+              <w:bottom w:w="100" w:type="dxa"/>
+              <w:right w:w="130" w:type="dxa"/>
+            </w:tcMar>
+            <w:vAlign w:val="center"/>
+          </w:tcPr>
+          <w:p>
+            <w:pPr>
+              <w:spacing w:before="40" w:after="40"/>
+            </w:pPr>
+            <w:r>
+              <w:rPr>
+                <w:rFonts w:ascii="Arial" w:hAnsi="Arial"/>
+                <w:sz w:val="18"/>
+              </w:rPr>
+              <w:t>/admin/users/import</w:t>
+            </w:r>
+          </w:p>
+        </w:tc>
+        <w:tc>
+          <w:tcPr>
+            <w:tcW w:w="4464" w:type="dxa"/>
+            <w:tcBorders>
+              <w:top w:val="single" w:sz="4" w:space="0" w:color="E2E8F0"/>
+              <w:left w:val="single" w:sz="4" w:space="0" w:color="E2E8F0"/>
+              <w:bottom w:val="single" w:sz="4" w:space="0" w:color="E2E8F0"/>
+              <w:right w:val="single" w:sz="4" w:space="0" w:color="E2E8F0"/>
+            </w:tcBorders>
+            <w:shd w:val="clear" w:color="auto" w:fill="FFFFFF"/>
+            <w:tcMar>
+              <w:top w:w="100" w:type="dxa"/>
+              <w:left w:w="130" w:type="dxa"/>
+              <w:bottom w:w="100" w:type="dxa"/>
+              <w:right w:w="130" w:type="dxa"/>
+            </w:tcMar>
+            <w:vAlign w:val="center"/>
+          </w:tcPr>
+          <w:p>
+            <w:pPr>
+              <w:spacing w:before="40" w:after="40"/>
+            </w:pPr>
+            <w:r>
+              <w:rPr>
+                <w:rFonts w:ascii="Arial" w:hAnsi="Arial"/>
+                <w:sz w:val="18"/>
+              </w:rPr>
+              <w:t>Nạp danh sách nhân sự hàng loạt từ file Excel (.xlsx): Tải template mẫu chuẩn, kéo thả file tải lên, bảng kiểm tra dữ liệu 2 pha (thẩm định trùng email, username, kiểm tra phòng ban hợp lệ). Nạp hàng loạt an toàn bằng Database Transaction.</w:t>
+            </w:r>
+          </w:p>
+        </w:tc>
+      </w:tr>
+      <w:tr>
+        <w:tc>
+          <w:tcPr>
+            <w:tcW w:w="2304" w:type="dxa"/>
+            <w:tcBorders>
+              <w:top w:val="single" w:sz="4" w:space="0" w:color="E2E8F0"/>
+              <w:left w:val="single" w:sz="4" w:space="0" w:color="E2E8F0"/>
+              <w:bottom w:val="single" w:sz="4" w:space="0" w:color="E2E8F0"/>
+              <w:right w:val="single" w:sz="4" w:space="0" w:color="E2E8F0"/>
+            </w:tcBorders>
+            <w:shd w:val="clear" w:color="auto" w:fill="FFFFFF"/>
+            <w:tcMar>
+              <w:top w:w="100" w:type="dxa"/>
+              <w:left w:w="130" w:type="dxa"/>
+              <w:bottom w:w="100" w:type="dxa"/>
+              <w:right w:w="130" w:type="dxa"/>
+            </w:tcMar>
+            <w:vAlign w:val="center"/>
+          </w:tcPr>
+          <w:p>
+            <w:pPr>
+              <w:spacing w:before="40" w:after="40"/>
+            </w:pPr>
+            <w:r>
+              <w:rPr>
+                <w:rFonts w:ascii="Arial" w:hAnsi="Arial"/>
+                <w:sz w:val="18"/>
+              </w:rPr>
+              <w:t>Import Phòng ban từ Excel</w:t>
+            </w:r>
+          </w:p>
+        </w:tc>
+        <w:tc>
+          <w:tcPr>
+            <w:tcW w:w="2592" w:type="dxa"/>
+            <w:tcBorders>
+              <w:top w:val="single" w:sz="4" w:space="0" w:color="E2E8F0"/>
+              <w:left w:val="single" w:sz="4" w:space="0" w:color="E2E8F0"/>
+              <w:bottom w:val="single" w:sz="4" w:space="0" w:color="E2E8F0"/>
+              <w:right w:val="single" w:sz="4" w:space="0" w:color="E2E8F0"/>
+            </w:tcBorders>
+            <w:shd w:val="clear" w:color="auto" w:fill="FFFFFF"/>
+            <w:tcMar>
+              <w:top w:w="100" w:type="dxa"/>
+              <w:left w:w="130" w:type="dxa"/>
+              <w:bottom w:w="100" w:type="dxa"/>
+              <w:right w:w="130" w:type="dxa"/>
+            </w:tcMar>
+            <w:vAlign w:val="center"/>
+          </w:tcPr>
+          <w:p>
+            <w:pPr>
+              <w:spacing w:before="40" w:after="40"/>
+            </w:pPr>
+            <w:r>
+              <w:rPr>
+                <w:rFonts w:ascii="Arial" w:hAnsi="Arial"/>
+                <w:sz w:val="18"/>
+              </w:rPr>
+              <w:t>/admin/departments/import</w:t>
+            </w:r>
+          </w:p>
+        </w:tc>
+        <w:tc>
+          <w:tcPr>
+            <w:tcW w:w="4464" w:type="dxa"/>
+            <w:tcBorders>
+              <w:top w:val="single" w:sz="4" w:space="0" w:color="E2E8F0"/>
+              <w:left w:val="single" w:sz="4" w:space="0" w:color="E2E8F0"/>
+              <w:bottom w:val="single" w:sz="4" w:space="0" w:color="E2E8F0"/>
+              <w:right w:val="single" w:sz="4" w:space="0" w:color="E2E8F0"/>
+            </w:tcBorders>
+            <w:shd w:val="clear" w:color="auto" w:fill="FFFFFF"/>
+            <w:tcMar>
+              <w:top w:w="100" w:type="dxa"/>
+              <w:left w:w="130" w:type="dxa"/>
+              <w:bottom w:w="100" w:type="dxa"/>
+              <w:right w:w="130" w:type="dxa"/>
+            </w:tcMar>
+            <w:vAlign w:val="center"/>
+          </w:tcPr>
+          <w:p>
+            <w:pPr>
+              <w:spacing w:before="40" w:after="40"/>
+            </w:pPr>
+            <w:r>
+              <w:rPr>
+                <w:rFonts w:ascii="Arial" w:hAnsi="Arial"/>
+                <w:sz w:val="18"/>
+              </w:rPr>
+              <w:t>Nạp danh mục cơ cấu tổ chức phòng ban hàng loạt từ file Excel (.xlsx) theo quy trình kiểm tra dữ liệu 2 pha.</w:t>
+            </w:r>
+          </w:p>
+        </w:tc>
+      </w:tr>
+      <w:tr>
+        <w:tc>
+          <w:tcPr>
+            <w:tcW w:w="2304" w:type="dxa"/>
+            <w:tcBorders>
+              <w:top w:val="single" w:sz="4" w:space="0" w:color="E2E8F0"/>
+              <w:left w:val="single" w:sz="4" w:space="0" w:color="E2E8F0"/>
+              <w:bottom w:val="single" w:sz="4" w:space="0" w:color="E2E8F0"/>
+              <w:right w:val="single" w:sz="4" w:space="0" w:color="E2E8F0"/>
+            </w:tcBorders>
+            <w:shd w:val="clear" w:color="auto" w:fill="FFFFFF"/>
+            <w:tcMar>
+              <w:top w:w="100" w:type="dxa"/>
+              <w:left w:w="130" w:type="dxa"/>
+              <w:bottom w:w="100" w:type="dxa"/>
+              <w:right w:w="130" w:type="dxa"/>
+            </w:tcMar>
+            <w:vAlign w:val="center"/>
+          </w:tcPr>
+          <w:p>
+            <w:pPr>
+              <w:spacing w:before="40" w:after="40"/>
+            </w:pPr>
+            <w:r>
+              <w:rPr>
+                <w:rFonts w:ascii="Arial" w:hAnsi="Arial"/>
+                <w:sz w:val="18"/>
+              </w:rPr>
+              <w:t>Nhật ký Hoạt động &amp; Kiểm toán</w:t>
+            </w:r>
+          </w:p>
+        </w:tc>
+        <w:tc>
+          <w:tcPr>
+            <w:tcW w:w="2592" w:type="dxa"/>
+            <w:tcBorders>
+              <w:top w:val="single" w:sz="4" w:space="0" w:color="E2E8F0"/>
+              <w:left w:val="single" w:sz="4" w:space="0" w:color="E2E8F0"/>
+              <w:bottom w:val="single" w:sz="4" w:space="0" w:color="E2E8F0"/>
+              <w:right w:val="single" w:sz="4" w:space="0" w:color="E2E8F0"/>
+            </w:tcBorders>
+            <w:shd w:val="clear" w:color="auto" w:fill="FFFFFF"/>
+            <w:tcMar>
+              <w:top w:w="100" w:type="dxa"/>
+              <w:left w:w="130" w:type="dxa"/>
+              <w:bottom w:w="100" w:type="dxa"/>
+              <w:right w:w="130" w:type="dxa"/>
+            </w:tcMar>
+            <w:vAlign w:val="center"/>
+          </w:tcPr>
+          <w:p>
+            <w:pPr>
+              <w:spacing w:before="40" w:after="40"/>
+            </w:pPr>
+            <w:r>
+              <w:rPr>
+                <w:rFonts w:ascii="Arial" w:hAnsi="Arial"/>
+                <w:sz w:val="18"/>
+              </w:rPr>
+              <w:t>/admin/activity-logs</w:t>
+            </w:r>
+          </w:p>
+        </w:tc>
+        <w:tc>
+          <w:tcPr>
+            <w:tcW w:w="4464" w:type="dxa"/>
+            <w:tcBorders>
+              <w:top w:val="single" w:sz="4" w:space="0" w:color="E2E8F0"/>
+              <w:left w:val="single" w:sz="4" w:space="0" w:color="E2E8F0"/>
+              <w:bottom w:val="single" w:sz="4" w:space="0" w:color="E2E8F0"/>
+              <w:right w:val="single" w:sz="4" w:space="0" w:color="E2E8F0"/>
+            </w:tcBorders>
+            <w:shd w:val="clear" w:color="auto" w:fill="FFFFFF"/>
+            <w:tcMar>
+              <w:top w:w="100" w:type="dxa"/>
+              <w:left w:w="130" w:type="dxa"/>
+              <w:bottom w:w="100" w:type="dxa"/>
+              <w:right w:w="130" w:type="dxa"/>
+            </w:tcMar>
+            <w:vAlign w:val="center"/>
+          </w:tcPr>
+          <w:p>
+            <w:pPr>
+              <w:spacing w:before="40" w:after="40"/>
+            </w:pPr>
+            <w:r>
+              <w:rPr>
+                <w:rFonts w:ascii="Arial" w:hAnsi="Arial"/>
+                <w:sz w:val="18"/>
+              </w:rPr>
+              <w:t>Trung tâm Giám sát Lịch sử Hoạt động (Audit Logs): 4 Thẻ KPI thao tác trong ngày (Tổng hôm nay, Đăng nhập hôm nay, Thao tác quản trị, Lượt làm bài), bộ lọc hành động đa chiều (20+ loại action), lọc khoảng ngày (startDate, endDate), tìm kiếm từ khóa. Modal xem chi tiết Payload JSON và IP client.</w:t>
+            </w:r>
+          </w:p>
+        </w:tc>
+      </w:tr>
+      <w:tr>
+        <w:tc>
+          <w:tcPr>
+            <w:tcW w:w="2304" w:type="dxa"/>
+            <w:tcBorders>
+              <w:top w:val="single" w:sz="4" w:space="0" w:color="E2E8F0"/>
+              <w:left w:val="single" w:sz="4" w:space="0" w:color="E2E8F0"/>
+              <w:bottom w:val="single" w:sz="4" w:space="0" w:color="E2E8F0"/>
+              <w:right w:val="single" w:sz="4" w:space="0" w:color="E2E8F0"/>
+            </w:tcBorders>
+            <w:shd w:val="clear" w:color="auto" w:fill="FFFFFF"/>
+            <w:tcMar>
+              <w:top w:w="100" w:type="dxa"/>
+              <w:left w:w="130" w:type="dxa"/>
+              <w:bottom w:w="100" w:type="dxa"/>
+              <w:right w:w="130" w:type="dxa"/>
+            </w:tcMar>
+            <w:vAlign w:val="center"/>
+          </w:tcPr>
+          <w:p>
+            <w:pPr>
+              <w:spacing w:before="40" w:after="40"/>
+            </w:pPr>
+            <w:r>
+              <w:rPr>
+                <w:rFonts w:ascii="Arial" w:hAnsi="Arial"/>
+                <w:sz w:val="18"/>
+              </w:rPr>
+              <w:t>Trung tâm Báo cáo &amp; Khảo thí</w:t>
+            </w:r>
+          </w:p>
+        </w:tc>
+        <w:tc>
+          <w:tcPr>
+            <w:tcW w:w="2592" w:type="dxa"/>
+            <w:tcBorders>
+              <w:top w:val="single" w:sz="4" w:space="0" w:color="E2E8F0"/>
+              <w:left w:val="single" w:sz="4" w:space="0" w:color="E2E8F0"/>
+              <w:bottom w:val="single" w:sz="4" w:space="0" w:color="E2E8F0"/>
+              <w:right w:val="single" w:sz="4" w:space="0" w:color="E2E8F0"/>
+            </w:tcBorders>
+            <w:shd w:val="clear" w:color="auto" w:fill="FFFFFF"/>
+            <w:tcMar>
+              <w:top w:w="100" w:type="dxa"/>
+              <w:left w:w="130" w:type="dxa"/>
+              <w:bottom w:w="100" w:type="dxa"/>
+              <w:right w:w="130" w:type="dxa"/>
+            </w:tcMar>
+            <w:vAlign w:val="center"/>
+          </w:tcPr>
+          <w:p>
+            <w:pPr>
+              <w:spacing w:before="40" w:after="40"/>
+            </w:pPr>
+            <w:r>
+              <w:rPr>
+                <w:rFonts w:ascii="Arial" w:hAnsi="Arial"/>
+                <w:sz w:val="18"/>
+              </w:rPr>
+              <w:t>/admin/reports</w:t>
+            </w:r>
+          </w:p>
+        </w:tc>
+        <w:tc>
+          <w:tcPr>
+            <w:tcW w:w="4464" w:type="dxa"/>
+            <w:tcBorders>
+              <w:top w:val="single" w:sz="4" w:space="0" w:color="E2E8F0"/>
+              <w:left w:val="single" w:sz="4" w:space="0" w:color="E2E8F0"/>
+              <w:bottom w:val="single" w:sz="4" w:space="0" w:color="E2E8F0"/>
+              <w:right w:val="single" w:sz="4" w:space="0" w:color="E2E8F0"/>
+            </w:tcBorders>
+            <w:shd w:val="clear" w:color="auto" w:fill="FFFFFF"/>
+            <w:tcMar>
+              <w:top w:w="100" w:type="dxa"/>
+              <w:left w:w="130" w:type="dxa"/>
+              <w:bottom w:w="100" w:type="dxa"/>
+              <w:right w:w="130" w:type="dxa"/>
+            </w:tcMar>
+            <w:vAlign w:val="center"/>
+          </w:tcPr>
+          <w:p>
+            <w:pPr>
+              <w:spacing w:before="40" w:after="40"/>
+            </w:pPr>
+            <w:r>
+              <w:rPr>
+                <w:rFonts w:ascii="Arial" w:hAnsi="Arial"/>
+                <w:sz w:val="18"/>
+              </w:rPr>
+              <w:t>Trung tâm Thống kê &amp; Báo cáo Khảo thí Đa chiều: 6 Thẻ KPI tổng quan hệ thống (Tổng kỳ thi, Lượt thi, Hoàn thành, Điểm TB, Tỷ lệ Đạt, Vi phạm gian lận). Tab 1 Báo cáo theo kỳ thi kèm nút Modal 'Xem thí sinh' và nút 'Xuất Excel'; Tab 2 Báo cáo theo phòng ban; Nút 'Xuất báo cáo tổng hợp' toàn bộ kỳ thi ra file Excel (.xlsx).</w:t>
             </w:r>
           </w:p>
         </w:tc>
@@ -4308,7 +5157,6 @@
           <w:color w:val="0F172A"/>
           <w:sz w:val="20"/>
         </w:rPr>
-        <w:lastRenderedPageBreak/>
         <w:t xml:space="preserve">    • Mã câu hỏi: </w:t>
       </w:r>
       <w:r>
@@ -4401,6 +5249,7 @@
           <w:color w:val="0F172A"/>
           <w:sz w:val="20"/>
         </w:rPr>
+        <w:lastRenderedPageBreak/>
         <w:t xml:space="preserve">    • Độ khó: </w:t>
       </w:r>
       <w:r>
@@ -4459,6 +5308,382 @@
     </w:p>
     <w:p>
       <w:pPr>
+        <w:spacing w:before="120" w:after="80" w:line="288" w:lineRule="auto"/>
+      </w:pPr>
+      <w:r>
+        <w:rPr>
+          <w:rFonts w:ascii="Arial" w:hAnsi="Arial"/>
+          <w:b/>
+          <w:sz w:val="24"/>
+        </w:rPr>
+        <w:t>4.3. Quy trình Tiếp nhận, Phê duyệt Yêu cầu cấp tài khoản &amp; Tự động hóa qua Email (Account Request Workflow)</w:t>
+      </w:r>
+    </w:p>
+    <w:p>
+      <w:pPr>
+        <w:spacing w:before="40" w:after="60" w:line="288" w:lineRule="auto"/>
+      </w:pPr>
+      <w:r>
+        <w:rPr>
+          <w:rFonts w:ascii="Arial" w:hAnsi="Arial"/>
+          <w:b/>
+          <w:sz w:val="20"/>
+        </w:rPr>
+        <w:t xml:space="preserve">Nhu cầu tự phục vụ (Self-service Registration): </w:t>
+      </w:r>
+      <w:r>
+        <w:rPr>
+          <w:rFonts w:ascii="Arial" w:hAnsi="Arial"/>
+          <w:sz w:val="20"/>
+        </w:rPr>
+        <w:t>Nhằm giảm tải khối lượng công việc nhập liệu thủ công cho bộ phận quản trị nhân sự và khảo thí, hệ thống cung cấp cổng tiếp nhận yêu cầu cấp tài khoản trực tuyến tại đường dẫn /request-account. Quy trình xử lý khép kín gồm 4 bước:</w:t>
+      </w:r>
+    </w:p>
+    <w:p>
+      <w:pPr>
+        <w:pStyle w:val="ListBullet"/>
+        <w:spacing w:before="20" w:after="40" w:line="288" w:lineRule="auto"/>
+      </w:pPr>
+      <w:r>
+        <w:rPr>
+          <w:rFonts w:ascii="Arial" w:hAnsi="Arial"/>
+          <w:b/>
+          <w:sz w:val="20"/>
+        </w:rPr>
+        <w:t xml:space="preserve">Bước 1 - Khởi tạo yêu cầu: </w:t>
+      </w:r>
+      <w:r>
+        <w:rPr>
+          <w:rFonts w:ascii="Arial" w:hAnsi="Arial"/>
+          <w:sz w:val="20"/>
+        </w:rPr>
+        <w:t>Ứng viên hoặc nhân viên mới điền thông tin: Họ và tên, Username mong muốn, Email công vụ, Phòng ban công tác (chọn từ danh mục), Chức danh và Lý do cần cấp tài khoản. Hệ thống thực hiện kiểm tra sơ bộ ràng buộc duy nhất (Unique check) cho email và username.</w:t>
+      </w:r>
+    </w:p>
+    <w:p>
+      <w:pPr>
+        <w:pStyle w:val="ListBullet"/>
+        <w:spacing w:before="20" w:after="40" w:line="288" w:lineRule="auto"/>
+      </w:pPr>
+      <w:r>
+        <w:rPr>
+          <w:rFonts w:ascii="Arial" w:hAnsi="Arial"/>
+          <w:b/>
+          <w:sz w:val="20"/>
+        </w:rPr>
+        <w:t xml:space="preserve">Bước 2 - Hàng đợi phê duyệt trực quan (Pending Queue): </w:t>
+      </w:r>
+      <w:r>
+        <w:rPr>
+          <w:rFonts w:ascii="Arial" w:hAnsi="Arial"/>
+          <w:sz w:val="20"/>
+        </w:rPr>
+        <w:t>Dữ liệu được lưu vào bảng account_requests với trạng thái PENDING. Tại trang quản trị /admin/users, hệ thống hiển thị Badge màu đỏ nổi bật thông báo số lượng yêu cầu đang chờ xử lý theo thời gian thực.</w:t>
+      </w:r>
+    </w:p>
+    <w:p>
+      <w:pPr>
+        <w:pStyle w:val="ListBullet"/>
+        <w:spacing w:before="20" w:after="40" w:line="288" w:lineRule="auto"/>
+      </w:pPr>
+      <w:r>
+        <w:rPr>
+          <w:rFonts w:ascii="Arial" w:hAnsi="Arial"/>
+          <w:b/>
+          <w:sz w:val="20"/>
+        </w:rPr>
+        <w:t xml:space="preserve">Bước 3 - Xử lý quyết định của Quản trị viên: </w:t>
+      </w:r>
+      <w:r>
+        <w:rPr>
+          <w:rFonts w:ascii="Arial" w:hAnsi="Arial"/>
+          <w:sz w:val="20"/>
+        </w:rPr>
+        <w:t>Admin mở Tab 'Yêu cầu cấp tài khoản' để xem xét danh sách:</w:t>
+      </w:r>
+    </w:p>
+    <w:p>
+      <w:pPr>
+        <w:pStyle w:val="ListBullet"/>
+        <w:spacing w:before="20" w:after="40" w:line="288" w:lineRule="auto"/>
+      </w:pPr>
+      <w:r>
+        <w:rPr>
+          <w:rFonts w:ascii="Arial" w:hAnsi="Arial"/>
+          <w:b/>
+          <w:sz w:val="20"/>
+        </w:rPr>
+        <w:t xml:space="preserve">    • Từ chối (Reject): </w:t>
+      </w:r>
+      <w:r>
+        <w:rPr>
+          <w:rFonts w:ascii="Arial" w:hAnsi="Arial"/>
+          <w:sz w:val="20"/>
+        </w:rPr>
+        <w:t>Admin bấm nút 'Từ chối' và bắt buộc nhập lý do từ chối. Hệ thống cập nhật trạng thái REJECTED, ghi nhận reviewedBy, reviewedAt, lý do từ chối và tự động gửi email thông báo cho người đăng ký.</w:t>
+      </w:r>
+    </w:p>
+    <w:p>
+      <w:pPr>
+        <w:pStyle w:val="ListBullet"/>
+        <w:spacing w:before="20" w:after="40" w:line="288" w:lineRule="auto"/>
+      </w:pPr>
+      <w:r>
+        <w:rPr>
+          <w:rFonts w:ascii="Arial" w:hAnsi="Arial"/>
+          <w:b/>
+          <w:sz w:val="20"/>
+        </w:rPr>
+        <w:t xml:space="preserve">    • Phê duyệt (Approve): </w:t>
+      </w:r>
+      <w:r>
+        <w:rPr>
+          <w:rFonts w:ascii="Arial" w:hAnsi="Arial"/>
+          <w:sz w:val="20"/>
+        </w:rPr>
+        <w:t>Admin bấm nút 'Phê duyệt'. Hệ thống kích hoạt Database Transaction: Tự động khởi tạo một bản ghi tài khoản mới trong bảng users với mật khẩu ngẫu nhiên an toàn, chuyển trạng thái yêu cầu sang APPROVED, đồng thời kích hoạt EmailService gửi thông tin đăng nhập chính thức cho nhân viên.</w:t>
+      </w:r>
+    </w:p>
+    <w:p>
+      <w:pPr>
+        <w:pStyle w:val="ListBullet"/>
+        <w:spacing w:before="20" w:after="40" w:line="288" w:lineRule="auto"/>
+      </w:pPr>
+      <w:r>
+        <w:rPr>
+          <w:rFonts w:ascii="Arial" w:hAnsi="Arial"/>
+          <w:b/>
+          <w:sz w:val="20"/>
+        </w:rPr>
+        <w:t xml:space="preserve">Bước 4 - Ghi vết kiểm toán: </w:t>
+      </w:r>
+      <w:r>
+        <w:rPr>
+          <w:rFonts w:ascii="Arial" w:hAnsi="Arial"/>
+          <w:sz w:val="20"/>
+        </w:rPr>
+        <w:t>Toàn bộ thao tác phê duyệt hoặc từ chối đều được ghi nhận vào nhật ký kiểm toán hệ thống (audit_logs) để phục vụ công tác giám sát.</w:t>
+      </w:r>
+    </w:p>
+    <w:p>
+      <w:pPr>
+        <w:spacing w:before="120" w:after="80" w:line="288" w:lineRule="auto"/>
+      </w:pPr>
+      <w:r>
+        <w:rPr>
+          <w:rFonts w:ascii="Arial" w:hAnsi="Arial"/>
+          <w:b/>
+          <w:sz w:val="24"/>
+        </w:rPr>
+        <w:t>4.4. Trung tâm Báo cáo Khảo thí Đa chiều &amp; Xuất báo cáo Excel (Advanced Reporting &amp; Analytics)</w:t>
+      </w:r>
+    </w:p>
+    <w:p>
+      <w:pPr>
+        <w:spacing w:before="40" w:after="60" w:line="288" w:lineRule="auto"/>
+      </w:pPr>
+      <w:r>
+        <w:rPr>
+          <w:rFonts w:ascii="Arial" w:hAnsi="Arial"/>
+          <w:b/>
+          <w:sz w:val="20"/>
+        </w:rPr>
+        <w:t xml:space="preserve">Kiến trúc tổng hợp dữ liệu khảo thí: </w:t>
+      </w:r>
+      <w:r>
+        <w:rPr>
+          <w:rFonts w:ascii="Arial" w:hAnsi="Arial"/>
+          <w:sz w:val="20"/>
+        </w:rPr>
+        <w:t>Hệ thống trang bị Trung tâm Báo cáo chuyên sâu (/admin/reports) phục vụ công tác đánh giá chất lượng nguồn nhân lực và báo cáo Ban Lãnh đạo với 3 cấp độ phân tích:</w:t>
+      </w:r>
+    </w:p>
+    <w:p>
+      <w:pPr>
+        <w:pStyle w:val="ListBullet"/>
+        <w:spacing w:before="20" w:after="40" w:line="288" w:lineRule="auto"/>
+      </w:pPr>
+      <w:r>
+        <w:rPr>
+          <w:rFonts w:ascii="Arial" w:hAnsi="Arial"/>
+          <w:b/>
+          <w:sz w:val="20"/>
+        </w:rPr>
+        <w:t xml:space="preserve">1. Cấp độ Tổng quan (Executive Summary KPIs): </w:t>
+      </w:r>
+      <w:r>
+        <w:rPr>
+          <w:rFonts w:ascii="Arial" w:hAnsi="Arial"/>
+          <w:sz w:val="20"/>
+        </w:rPr>
+        <w:t>Bao gồm 6 thẻ chỉ số đo lường hiệu suất trọng yếu: Tổng số kỳ thi đã tổ chức, Tổng lượt làm bài, Lượt thi hoàn thành hợp lệ, Điểm số trung bình toàn hệ thống, Tỷ lệ Đạt (Pass Rate %) và Tổng số lượt vi phạm quy chế chuyển tab.</w:t>
+      </w:r>
+    </w:p>
+    <w:p>
+      <w:pPr>
+        <w:pStyle w:val="ListBullet"/>
+        <w:spacing w:before="20" w:after="40" w:line="288" w:lineRule="auto"/>
+      </w:pPr>
+      <w:r>
+        <w:rPr>
+          <w:rFonts w:ascii="Arial" w:hAnsi="Arial"/>
+          <w:b/>
+          <w:sz w:val="20"/>
+        </w:rPr>
+        <w:t xml:space="preserve">2. Cấp độ Kỳ thi (Exam-Level Analytics): </w:t>
+      </w:r>
+      <w:r>
+        <w:rPr>
+          <w:rFonts w:ascii="Arial" w:hAnsi="Arial"/>
+          <w:sz w:val="20"/>
+        </w:rPr>
+        <w:t>Bảng phân tích chi tiết cho từng kỳ thi: Tên kỳ thi, khoảng thời gian tổ chức, số lượng thí sinh tham gia, điểm trung bình, tỷ lệ Đạt/Không đạt và số ca vi phạm gian lận. Cho phép mở Modal 'Xem thí sinh' để tra cứu danh sách chi tiết từng thí sinh (Họ tên, phòng ban, điểm thi, kết quả PASS/FAIL, số lần rời tab) và lọc nhanh theo trạng thái.</w:t>
+      </w:r>
+    </w:p>
+    <w:p>
+      <w:pPr>
+        <w:pStyle w:val="ListBullet"/>
+        <w:spacing w:before="20" w:after="40" w:line="288" w:lineRule="auto"/>
+      </w:pPr>
+      <w:r>
+        <w:rPr>
+          <w:rFonts w:ascii="Arial" w:hAnsi="Arial"/>
+          <w:b/>
+          <w:sz w:val="20"/>
+        </w:rPr>
+        <w:t xml:space="preserve">3. Cấp độ Phòng ban (Department Breakdown): </w:t>
+      </w:r>
+      <w:r>
+        <w:rPr>
+          <w:rFonts w:ascii="Arial" w:hAnsi="Arial"/>
+          <w:sz w:val="20"/>
+        </w:rPr>
+        <w:t>Thống kê mức độ tham gia và hiệu suất thi của từng đơn vị trực thuộc, giúp phát hiện các đơn vị có tỷ lệ hoàn thành cao hoặc tỷ lệ điểm yếu cần đào tạo bồi dưỡng thêm.</w:t>
+      </w:r>
+    </w:p>
+    <w:p>
+      <w:pPr>
+        <w:spacing w:before="40" w:after="60" w:line="288" w:lineRule="auto"/>
+      </w:pPr>
+      <w:r>
+        <w:rPr>
+          <w:rFonts w:ascii="Arial" w:hAnsi="Arial"/>
+          <w:b/>
+          <w:sz w:val="20"/>
+        </w:rPr>
+        <w:t xml:space="preserve">Kỹ thuật xuất báo cáo Excel chuyên nghiệp (ExcelJS Ingestion): </w:t>
+      </w:r>
+      <w:r>
+        <w:rPr>
+          <w:rFonts w:ascii="Arial" w:hAnsi="Arial"/>
+          <w:sz w:val="20"/>
+        </w:rPr>
+        <w:t xml:space="preserve">Hệ thống tích hợp thư viện ExcelJS phía máy chủ để tạo các tệp bảng tính Excel (.xlsx) chuẩn mực theo phong cách hành chính ngân hàng: Có tiêu đề báo cáo in hoa, thông tin đơn vị SAIGONBANK, dòng tiêu đề bảng tô màu thương hiệu #0066B1 với chữ trắng đậm, đường viền kẻ ô sắc nét, định dạng căn lề chuẩn (chữ căn trái, số và ngày </w:t>
+      </w:r>
+      <w:r>
+        <w:rPr>
+          <w:rFonts w:ascii="Arial" w:hAnsi="Arial"/>
+          <w:sz w:val="20"/>
+        </w:rPr>
+        <w:lastRenderedPageBreak/>
+        <w:t>tháng căn giữa/phải). Hỗ trợ cả 2 hình thức: Xuất báo cáo tổng hợp toàn bộ các kỳ thi (/api/reports/export/overview) và Xuất bảng điểm chi tiết của từng kỳ thi (/api/reports/export/exam/:id).</w:t>
+      </w:r>
+    </w:p>
+    <w:p>
+      <w:pPr>
+        <w:spacing w:before="120" w:after="80" w:line="288" w:lineRule="auto"/>
+      </w:pPr>
+      <w:r>
+        <w:rPr>
+          <w:rFonts w:ascii="Arial" w:hAnsi="Arial"/>
+          <w:b/>
+          <w:sz w:val="24"/>
+        </w:rPr>
+        <w:t>4.5. Hệ thống Nhật ký Kiểm toán Toàn diện (Comprehensive Audit Trail)</w:t>
+      </w:r>
+    </w:p>
+    <w:p>
+      <w:pPr>
+        <w:spacing w:before="40" w:after="60" w:line="288" w:lineRule="auto"/>
+      </w:pPr>
+      <w:r>
+        <w:rPr>
+          <w:rFonts w:ascii="Arial" w:hAnsi="Arial"/>
+          <w:b/>
+          <w:sz w:val="20"/>
+        </w:rPr>
+        <w:t xml:space="preserve">Nguyên tắc kiểm toán bảo mật: </w:t>
+      </w:r>
+      <w:r>
+        <w:rPr>
+          <w:rFonts w:ascii="Arial" w:hAnsi="Arial"/>
+          <w:sz w:val="20"/>
+        </w:rPr>
+        <w:t>Để đảm bảo tính minh bạch, khả năng giải trình và ngăn ngừa hành vi gian lận hoặc can thiệp trái phép, mọi thao tác có ảnh hưởng đến dữ liệu trên hệ thống đều được tự động ghi nhận vào bảng audit_logs thông qua AuditService:</w:t>
+      </w:r>
+    </w:p>
+    <w:p>
+      <w:pPr>
+        <w:spacing w:before="40" w:after="60" w:line="288" w:lineRule="auto"/>
+      </w:pPr>
+      <w:r>
+        <w:rPr>
+          <w:rFonts w:ascii="Arial" w:hAnsi="Arial"/>
+          <w:b/>
+          <w:sz w:val="20"/>
+        </w:rPr>
+        <w:t xml:space="preserve">Danh mục hành động được giám sát (20+ Action Types): </w:t>
+      </w:r>
+      <w:r>
+        <w:rPr>
+          <w:rFonts w:ascii="Arial" w:hAnsi="Arial"/>
+          <w:sz w:val="20"/>
+        </w:rPr>
+        <w:t>Đăng nhập (LOGIN), Đăng xuất (LOGOUT), Đổi mật khẩu (CHANGE_PASSWORD), Tạo kỳ thi (CREATE_EXAM), Cập nhật kỳ thi (UPDATE_EXAM), Công bố kỳ thi (PUBLISH_EXAM), Đưa về bản nháp (REVERT_EXAM_TO_DRAFT), Xóa kỳ thi (DELETE_EXAM), Bắt đầu thi (START_EXAM), Nộp bài (SUBMIT_EXAM), Tự động nộp bài phạt (AUTO_SUBMIT_EXAM), Vi phạm chuyển tab (TAB_SWITCH_VIOLATION), Tạo người dùng (CREATE_USER), Sửa người dùng (UPDATE_USER), Khóa tài khoản (LOCK_USER), Mở khóa tài khoản (UNLOCK_USER), Xóa tài khoản (DELETE_USER), Import người dùng (IMPORT_USERS), Tạo phòng ban (CREATE_DEPARTMENT)...</w:t>
+      </w:r>
+    </w:p>
+    <w:p>
+      <w:pPr>
+        <w:spacing w:before="40" w:after="60" w:line="288" w:lineRule="auto"/>
+      </w:pPr>
+      <w:r>
+        <w:rPr>
+          <w:rFonts w:ascii="Arial" w:hAnsi="Arial"/>
+          <w:b/>
+          <w:sz w:val="20"/>
+        </w:rPr>
+        <w:t xml:space="preserve">Thông tin vết lưu trữ (Audit Data Attributes): </w:t>
+      </w:r>
+      <w:r>
+        <w:rPr>
+          <w:rFonts w:ascii="Arial" w:hAnsi="Arial"/>
+          <w:sz w:val="20"/>
+        </w:rPr>
+        <w:t>Mỗi bản ghi kiểm toán lưu trữ đầy đủ: Mã định danh hành động (id), Người thực hiện (userId, fullName, username), Tên hành động chuẩn hóa (action), Đối tượng tác động (entity &amp; entityId), Chi tiết dữ liệu dạng JSON (details lưu thông tin Before/After), Địa chỉ IP máy khách (ipAddress) và Thời điểm chính xác (createdAt).</w:t>
+      </w:r>
+    </w:p>
+    <w:p>
+      <w:pPr>
+        <w:spacing w:before="40" w:after="60" w:line="288" w:lineRule="auto"/>
+      </w:pPr>
+      <w:r>
+        <w:rPr>
+          <w:rFonts w:ascii="Arial" w:hAnsi="Arial"/>
+          <w:b/>
+          <w:sz w:val="20"/>
+        </w:rPr>
+        <w:t xml:space="preserve">Giao diện giám sát chuyên nghiệp (/admin/activity-logs): </w:t>
+      </w:r>
+      <w:r>
+        <w:rPr>
+          <w:rFonts w:ascii="Arial" w:hAnsi="Arial"/>
+          <w:sz w:val="20"/>
+        </w:rPr>
+        <w:t>Trang bị 4 thẻ chỉ số thống kê hoạt động trong ngày (Tổng thao tác hôm nay, Lượt đăng nhập, Thao tác quản trị, Lượt làm bài), bộ lọc hành động thả xuống với huy hiệu màu sắc trực quan, bộ chọn khoảng thời gian và Modal xem cấu trúc JSON chi tiết.</w:t>
+      </w:r>
+    </w:p>
+    <w:p>
+      <w:pPr>
         <w:keepNext/>
         <w:spacing w:before="400" w:after="120"/>
       </w:pPr>
@@ -4697,6 +5922,7 @@
           <w:color w:val="0F172A"/>
           <w:sz w:val="20"/>
         </w:rPr>
+        <w:lastRenderedPageBreak/>
         <w:t xml:space="preserve">    • Đóng băng Snapshot: </w:t>
       </w:r>
       <w:r>
@@ -4779,16 +6005,7 @@
           <w:color w:val="334155"/>
           <w:sz w:val="20"/>
         </w:rPr>
-        <w:t xml:space="preserve">Thời điểm kết thúc bài thi (expiresAt) được lưu tại máy chủ ngay khi thí sinh ấn nút Bắt đầu (startedAt + durationMinutes). Mọi yêu cầu autosave hoặc submit gửi lên sau thời điểm </w:t>
-      </w:r>
-      <w:r>
-        <w:rPr>
-          <w:rFonts w:ascii="Arial" w:hAnsi="Arial"/>
-          <w:color w:val="334155"/>
-          <w:sz w:val="20"/>
-        </w:rPr>
-        <w:lastRenderedPageBreak/>
-        <w:t>expiresAt (cộng biên độ trễ mạng 10 giây) đều bị máy chủ từ chối tiếp nhận và đánh dấu bài thi hết hạn (EXPIRED).</w:t>
+        <w:t>Thời điểm kết thúc bài thi (expiresAt) được lưu tại máy chủ ngay khi thí sinh ấn nút Bắt đầu (startedAt + durationMinutes). Mọi yêu cầu autosave hoặc submit gửi lên sau thời điểm expiresAt (cộng biên độ trễ mạng 10 giây) đều bị máy chủ từ chối tiếp nhận và đánh dấu bài thi hết hạn (EXPIRED).</w:t>
       </w:r>
     </w:p>
     <w:p>
@@ -5872,6 +7089,7 @@
                 <w:color w:val="334155"/>
                 <w:sz w:val="18"/>
               </w:rPr>
+              <w:lastRenderedPageBreak/>
               <w:t>TỔNG CỘNG</w:t>
             </w:r>
           </w:p>
@@ -6060,13 +7278,12 @@
     </w:p>
     <w:p>
       <w:pPr>
-        <w:spacing w:after="120"/>
+        <w:spacing w:before="40" w:after="60" w:line="288" w:lineRule="auto"/>
       </w:pPr>
       <w:r>
         <w:rPr>
           <w:rFonts w:ascii="Arial" w:hAnsi="Arial"/>
           <w:b/>
-          <w:color w:val="0F172A"/>
           <w:sz w:val="20"/>
         </w:rPr>
         <w:t xml:space="preserve">Cấu trúc dữ liệu: </w:t>
@@ -6074,10 +7291,9 @@
       <w:r>
         <w:rPr>
           <w:rFonts w:ascii="Arial" w:hAnsi="Arial"/>
-          <w:color w:val="334155"/>
           <w:sz w:val="20"/>
         </w:rPr>
-        <w:t>Cơ sở dữ liệu được xây dựng trên hệ quản trị PostgreSQL 17 với ORM Prisma. Toàn bộ cấu trúc bao gồm 12 bảng thực thể chính và 2 bảng phụ trợ liên kết phạm vi thí sinh, bảo đảm tính toàn vẹn tham chiếu và hiệu năng truy vấn cao.</w:t>
+        <w:t>Cơ sở dữ liệu được xây dựng trên hệ quản trị PostgreSQL 17 với ORM Prisma. Toàn bộ cấu trúc bao gồm 13 bảng thực thể chính và 2 bảng phụ trợ liên kết phạm vi thí sinh (tổng cộng 15 bảng), bảo đảm tính toàn vẹn tham chiếu và hiệu năng truy vấn cao.</w:t>
       </w:r>
     </w:p>
     <w:tbl>
@@ -6400,7 +7616,6 @@
                 <w:color w:val="334155"/>
                 <w:sz w:val="18"/>
               </w:rPr>
-              <w:lastRenderedPageBreak/>
               <w:t>departments</w:t>
             </w:r>
           </w:p>
@@ -7875,6 +9090,7 @@
                 <w:color w:val="334155"/>
                 <w:sz w:val="18"/>
               </w:rPr>
+              <w:lastRenderedPageBreak/>
               <w:t>exam_assigned_departments</w:t>
             </w:r>
           </w:p>
@@ -8106,6 +9322,132 @@
                 <w:sz w:val="18"/>
               </w:rPr>
               <w:t>Unique: [examId, userId]</w:t>
+            </w:r>
+          </w:p>
+        </w:tc>
+      </w:tr>
+      <w:tr>
+        <w:tc>
+          <w:tcPr>
+            <w:tcW w:w="2160" w:type="dxa"/>
+            <w:tcBorders>
+              <w:top w:val="single" w:sz="4" w:space="0" w:color="E2E8F0"/>
+              <w:left w:val="single" w:sz="4" w:space="0" w:color="E2E8F0"/>
+              <w:bottom w:val="single" w:sz="4" w:space="0" w:color="E2E8F0"/>
+              <w:right w:val="single" w:sz="4" w:space="0" w:color="E2E8F0"/>
+            </w:tcBorders>
+            <w:shd w:val="clear" w:color="auto" w:fill="FFFFFF"/>
+            <w:tcMar>
+              <w:top w:w="100" w:type="dxa"/>
+              <w:left w:w="130" w:type="dxa"/>
+              <w:bottom w:w="100" w:type="dxa"/>
+              <w:right w:w="130" w:type="dxa"/>
+            </w:tcMar>
+            <w:vAlign w:val="center"/>
+          </w:tcPr>
+          <w:p>
+            <w:pPr>
+              <w:spacing w:before="40" w:after="40"/>
+            </w:pPr>
+            <w:r>
+              <w:rPr>
+                <w:rFonts w:ascii="Arial" w:hAnsi="Arial"/>
+                <w:sz w:val="18"/>
+              </w:rPr>
+              <w:t>account_requests</w:t>
+            </w:r>
+          </w:p>
+        </w:tc>
+        <w:tc>
+          <w:tcPr>
+            <w:tcW w:w="2880" w:type="dxa"/>
+            <w:tcBorders>
+              <w:top w:val="single" w:sz="4" w:space="0" w:color="E2E8F0"/>
+              <w:left w:val="single" w:sz="4" w:space="0" w:color="E2E8F0"/>
+              <w:bottom w:val="single" w:sz="4" w:space="0" w:color="E2E8F0"/>
+              <w:right w:val="single" w:sz="4" w:space="0" w:color="E2E8F0"/>
+            </w:tcBorders>
+            <w:shd w:val="clear" w:color="auto" w:fill="FFFFFF"/>
+            <w:tcMar>
+              <w:top w:w="100" w:type="dxa"/>
+              <w:left w:w="130" w:type="dxa"/>
+              <w:bottom w:w="100" w:type="dxa"/>
+              <w:right w:w="130" w:type="dxa"/>
+            </w:tcMar>
+            <w:vAlign w:val="center"/>
+          </w:tcPr>
+          <w:p>
+            <w:pPr>
+              <w:spacing w:before="40" w:after="40"/>
+            </w:pPr>
+            <w:r>
+              <w:rPr>
+                <w:rFonts w:ascii="Arial" w:hAnsi="Arial"/>
+                <w:sz w:val="18"/>
+              </w:rPr>
+              <w:t>Quản lý yêu cầu cấp tài khoản khảo thí nội bộ từ cán bộ nhân viên</w:t>
+            </w:r>
+          </w:p>
+        </w:tc>
+        <w:tc>
+          <w:tcPr>
+            <w:tcW w:w="2448" w:type="dxa"/>
+            <w:tcBorders>
+              <w:top w:val="single" w:sz="4" w:space="0" w:color="E2E8F0"/>
+              <w:left w:val="single" w:sz="4" w:space="0" w:color="E2E8F0"/>
+              <w:bottom w:val="single" w:sz="4" w:space="0" w:color="E2E8F0"/>
+              <w:right w:val="single" w:sz="4" w:space="0" w:color="E2E8F0"/>
+            </w:tcBorders>
+            <w:shd w:val="clear" w:color="auto" w:fill="FFFFFF"/>
+            <w:tcMar>
+              <w:top w:w="100" w:type="dxa"/>
+              <w:left w:w="130" w:type="dxa"/>
+              <w:bottom w:w="100" w:type="dxa"/>
+              <w:right w:w="130" w:type="dxa"/>
+            </w:tcMar>
+            <w:vAlign w:val="center"/>
+          </w:tcPr>
+          <w:p>
+            <w:pPr>
+              <w:spacing w:before="40" w:after="40"/>
+            </w:pPr>
+            <w:r>
+              <w:rPr>
+                <w:rFonts w:ascii="Arial" w:hAnsi="Arial"/>
+                <w:sz w:val="18"/>
+              </w:rPr>
+              <w:t>PK: id | FK: departmentId -&gt; departments</w:t>
+            </w:r>
+          </w:p>
+        </w:tc>
+        <w:tc>
+          <w:tcPr>
+            <w:tcW w:w="2592" w:type="dxa"/>
+            <w:tcBorders>
+              <w:top w:val="single" w:sz="4" w:space="0" w:color="E2E8F0"/>
+              <w:left w:val="single" w:sz="4" w:space="0" w:color="E2E8F0"/>
+              <w:bottom w:val="single" w:sz="4" w:space="0" w:color="E2E8F0"/>
+              <w:right w:val="single" w:sz="4" w:space="0" w:color="E2E8F0"/>
+            </w:tcBorders>
+            <w:shd w:val="clear" w:color="auto" w:fill="FFFFFF"/>
+            <w:tcMar>
+              <w:top w:w="100" w:type="dxa"/>
+              <w:left w:w="130" w:type="dxa"/>
+              <w:bottom w:w="100" w:type="dxa"/>
+              <w:right w:w="130" w:type="dxa"/>
+            </w:tcMar>
+            <w:vAlign w:val="center"/>
+          </w:tcPr>
+          <w:p>
+            <w:pPr>
+              <w:spacing w:before="40" w:after="40"/>
+            </w:pPr>
+            <w:r>
+              <w:rPr>
+                <w:rFonts w:ascii="Arial" w:hAnsi="Arial"/>
+                <w:sz w:val="18"/>
+              </w:rPr>
+              <w:t>Enum: status (PENDING, APPROVED, REJECTED). Unique/Index: email, username, status. Lưu rejectionReason, reviewedBy, reviewedAt</w:t>
             </w:r>
           </w:p>
         </w:tc>
@@ -8252,7 +9594,6 @@
           <w:color w:val="0F172A"/>
           <w:sz w:val="20"/>
         </w:rPr>
-        <w:lastRenderedPageBreak/>
         <w:t xml:space="preserve">5. Phương án lựa chọn đã xáo trộn: </w:t>
       </w:r>
       <w:r>
@@ -8331,6 +9672,200 @@
           <w:sz w:val="20"/>
         </w:rPr>
         <w:t>answeredAt: Mốc thời gian chính xác ghi nhận câu trả lời.</w:t>
+      </w:r>
+    </w:p>
+    <w:p>
+      <w:pPr>
+        <w:spacing w:before="120" w:after="80" w:line="288" w:lineRule="auto"/>
+      </w:pPr>
+      <w:r>
+        <w:rPr>
+          <w:rFonts w:ascii="Arial" w:hAnsi="Arial"/>
+          <w:b/>
+          <w:sz w:val="24"/>
+        </w:rPr>
+        <w:t>7.2. Cấu trúc trường dữ liệu của Bảng Yêu cầu cấp tài khoản (account_requests) và Bảng Kiểm toán (audit_logs)</w:t>
+      </w:r>
+    </w:p>
+    <w:p>
+      <w:pPr>
+        <w:spacing w:before="40" w:after="60" w:line="288" w:lineRule="auto"/>
+      </w:pPr>
+      <w:r>
+        <w:rPr>
+          <w:rFonts w:ascii="Arial" w:hAnsi="Arial"/>
+          <w:b/>
+          <w:sz w:val="20"/>
+        </w:rPr>
+        <w:t xml:space="preserve">Đặc tả bảng account_requests: </w:t>
+      </w:r>
+      <w:r>
+        <w:rPr>
+          <w:rFonts w:ascii="Arial" w:hAnsi="Arial"/>
+          <w:sz w:val="20"/>
+        </w:rPr>
+        <w:t>Bảng lưu trữ thông tin đăng ký tài khoản tự phục vụ của nhân viên trước khi được Quản trị viên duyệt:</w:t>
+      </w:r>
+    </w:p>
+    <w:p>
+      <w:pPr>
+        <w:pStyle w:val="ListBullet"/>
+        <w:spacing w:before="20" w:after="40" w:line="288" w:lineRule="auto"/>
+      </w:pPr>
+      <w:r>
+        <w:rPr>
+          <w:rFonts w:ascii="Arial" w:hAnsi="Arial"/>
+          <w:b/>
+          <w:sz w:val="20"/>
+        </w:rPr>
+        <w:t>1. Định danh yêu cầu: id (UUID, Primary Key).</w:t>
+      </w:r>
+    </w:p>
+    <w:p>
+      <w:pPr>
+        <w:pStyle w:val="ListBullet"/>
+        <w:spacing w:before="20" w:after="40" w:line="288" w:lineRule="auto"/>
+      </w:pPr>
+      <w:r>
+        <w:rPr>
+          <w:rFonts w:ascii="Arial" w:hAnsi="Arial"/>
+          <w:b/>
+          <w:sz w:val="20"/>
+        </w:rPr>
+        <w:t>2. Thông tin cá nhân: fullName (Họ và tên), username (Tên đăng nhập mong muốn, unique), email (Hòm thư điện tử công vụ, unique).</w:t>
+      </w:r>
+    </w:p>
+    <w:p>
+      <w:pPr>
+        <w:pStyle w:val="ListBullet"/>
+        <w:spacing w:before="20" w:after="40" w:line="288" w:lineRule="auto"/>
+      </w:pPr>
+      <w:r>
+        <w:rPr>
+          <w:rFonts w:ascii="Arial" w:hAnsi="Arial"/>
+          <w:b/>
+          <w:sz w:val="20"/>
+        </w:rPr>
+        <w:t>3. Thông tin tổ chức: departmentId (Khóa ngoại tham chiếu departments), position (Chức danh công tác), reason (Lý do cần cấp tài khoản thi).</w:t>
+      </w:r>
+    </w:p>
+    <w:p>
+      <w:pPr>
+        <w:pStyle w:val="ListBullet"/>
+        <w:spacing w:before="20" w:after="40" w:line="288" w:lineRule="auto"/>
+      </w:pPr>
+      <w:r>
+        <w:rPr>
+          <w:rFonts w:ascii="Arial" w:hAnsi="Arial"/>
+          <w:b/>
+          <w:sz w:val="20"/>
+        </w:rPr>
+        <w:t>4. Trạng thái xét duyệt: status (Enum: PENDING, APPROVED, REJECTED; mặc định PENDING).</w:t>
+      </w:r>
+    </w:p>
+    <w:p>
+      <w:pPr>
+        <w:pStyle w:val="ListBullet"/>
+        <w:spacing w:before="20" w:after="40" w:line="288" w:lineRule="auto"/>
+      </w:pPr>
+      <w:r>
+        <w:rPr>
+          <w:rFonts w:ascii="Arial" w:hAnsi="Arial"/>
+          <w:b/>
+          <w:sz w:val="20"/>
+        </w:rPr>
+        <w:t>5. Nhật ký thẩm định: rejectionReason (Lý do từ chối nếu bị reject), reviewedBy (ID người phê duyệt), reviewedAt (Thời điểm xét duyệt).</w:t>
+      </w:r>
+    </w:p>
+    <w:p>
+      <w:pPr>
+        <w:pStyle w:val="ListBullet"/>
+        <w:spacing w:before="20" w:after="40" w:line="288" w:lineRule="auto"/>
+      </w:pPr>
+      <w:r>
+        <w:rPr>
+          <w:rFonts w:ascii="Arial" w:hAnsi="Arial"/>
+          <w:b/>
+          <w:sz w:val="20"/>
+        </w:rPr>
+        <w:t>6. Dấu mốc thời gian: createdAt, updatedAt.</w:t>
+      </w:r>
+    </w:p>
+    <w:p>
+      <w:pPr>
+        <w:spacing w:before="40" w:after="60" w:line="288" w:lineRule="auto"/>
+      </w:pPr>
+      <w:r>
+        <w:rPr>
+          <w:rFonts w:ascii="Arial" w:hAnsi="Arial"/>
+          <w:b/>
+          <w:sz w:val="20"/>
+        </w:rPr>
+        <w:t xml:space="preserve">Đặc tả bảng audit_logs: </w:t>
+      </w:r>
+      <w:r>
+        <w:rPr>
+          <w:rFonts w:ascii="Arial" w:hAnsi="Arial"/>
+          <w:sz w:val="20"/>
+        </w:rPr>
+        <w:t>Bảng lưu vết kiểm toán bất biến phục vụ công tác an ninh và đối soát hệ thống:</w:t>
+      </w:r>
+    </w:p>
+    <w:p>
+      <w:pPr>
+        <w:pStyle w:val="ListBullet"/>
+        <w:spacing w:before="20" w:after="40" w:line="288" w:lineRule="auto"/>
+      </w:pPr>
+      <w:r>
+        <w:rPr>
+          <w:rFonts w:ascii="Arial" w:hAnsi="Arial"/>
+          <w:b/>
+          <w:sz w:val="20"/>
+        </w:rPr>
+        <w:t>1. Định danh: id (UUID, Primary Key), userId (Khóa ngoại tham chiếu users, cho phép null nếu là hành động hệ thống).</w:t>
+      </w:r>
+    </w:p>
+    <w:p>
+      <w:pPr>
+        <w:pStyle w:val="ListBullet"/>
+        <w:spacing w:before="20" w:after="40" w:line="288" w:lineRule="auto"/>
+      </w:pPr>
+      <w:r>
+        <w:rPr>
+          <w:rFonts w:ascii="Arial" w:hAnsi="Arial"/>
+          <w:b/>
+          <w:sz w:val="20"/>
+        </w:rPr>
+        <w:lastRenderedPageBreak/>
+        <w:t>2. Hành động &amp; Đối tượng: action (Tên hành động viết hoa: LOGIN, CREATE_EXAM...), entity (Tên thực thể: User, Exam, Question...), entityId (Mã thực thể bị tác động).</w:t>
+      </w:r>
+    </w:p>
+    <w:p>
+      <w:pPr>
+        <w:pStyle w:val="ListBullet"/>
+        <w:spacing w:before="20" w:after="40" w:line="288" w:lineRule="auto"/>
+      </w:pPr>
+      <w:r>
+        <w:rPr>
+          <w:rFonts w:ascii="Arial" w:hAnsi="Arial"/>
+          <w:b/>
+          <w:sz w:val="20"/>
+        </w:rPr>
+        <w:t>3. Dữ liệu ngữ cảnh: details (JSON lưu chi tiết payload, cấu hình hoặc trạng thái thay đổi), ipAddress (Địa chỉ IP của client gửi request).</w:t>
+      </w:r>
+    </w:p>
+    <w:p>
+      <w:pPr>
+        <w:pStyle w:val="ListBullet"/>
+        <w:spacing w:before="20" w:after="40" w:line="288" w:lineRule="auto"/>
+      </w:pPr>
+      <w:r>
+        <w:rPr>
+          <w:rFonts w:ascii="Arial" w:hAnsi="Arial"/>
+          <w:b/>
+          <w:sz w:val="20"/>
+        </w:rPr>
+        <w:t>4. Thời gian: createdAt (Thời điểm ghi nhận thao tác).</w:t>
       </w:r>
     </w:p>
     <w:p>
@@ -8376,10 +9911,10 @@
         <w:tblLook w:val="04A0" w:firstRow="1" w:lastRow="0" w:firstColumn="1" w:lastColumn="0" w:noHBand="0" w:noVBand="1"/>
       </w:tblPr>
       <w:tblGrid>
-        <w:gridCol w:w="1400"/>
-        <w:gridCol w:w="3163"/>
-        <w:gridCol w:w="1658"/>
-        <w:gridCol w:w="3376"/>
+        <w:gridCol w:w="1398"/>
+        <w:gridCol w:w="3162"/>
+        <w:gridCol w:w="1652"/>
+        <w:gridCol w:w="3385"/>
       </w:tblGrid>
       <w:tr>
         <w:trPr>
@@ -10446,7 +11981,6 @@
                 <w:color w:val="334155"/>
                 <w:sz w:val="18"/>
               </w:rPr>
-              <w:lastRenderedPageBreak/>
               <w:t>POST</w:t>
             </w:r>
           </w:p>
@@ -10582,6 +12116,7 @@
                 <w:color w:val="334155"/>
                 <w:sz w:val="18"/>
               </w:rPr>
+              <w:lastRenderedPageBreak/>
               <w:t>POST</w:t>
             </w:r>
           </w:p>
@@ -11220,6 +12755,1771 @@
                 <w:sz w:val="18"/>
               </w:rPr>
               <w:t>Trích xuất báo cáo kết quả kỳ thi ra định dạng file Excel (.xlsx).</w:t>
+            </w:r>
+          </w:p>
+        </w:tc>
+      </w:tr>
+      <w:tr>
+        <w:tc>
+          <w:tcPr>
+            <w:tcW w:w="1440" w:type="dxa"/>
+            <w:tcBorders>
+              <w:top w:val="single" w:sz="4" w:space="0" w:color="E2E8F0"/>
+              <w:left w:val="single" w:sz="4" w:space="0" w:color="E2E8F0"/>
+              <w:bottom w:val="single" w:sz="4" w:space="0" w:color="E2E8F0"/>
+              <w:right w:val="single" w:sz="4" w:space="0" w:color="E2E8F0"/>
+            </w:tcBorders>
+            <w:shd w:val="clear" w:color="auto" w:fill="FFFFFF"/>
+            <w:tcMar>
+              <w:top w:w="100" w:type="dxa"/>
+              <w:left w:w="130" w:type="dxa"/>
+              <w:bottom w:w="100" w:type="dxa"/>
+              <w:right w:w="130" w:type="dxa"/>
+            </w:tcMar>
+            <w:vAlign w:val="center"/>
+          </w:tcPr>
+          <w:p>
+            <w:pPr>
+              <w:spacing w:before="40" w:after="40"/>
+            </w:pPr>
+            <w:r>
+              <w:rPr>
+                <w:rFonts w:ascii="Arial" w:hAnsi="Arial"/>
+                <w:sz w:val="18"/>
+              </w:rPr>
+              <w:t>POST</w:t>
+            </w:r>
+          </w:p>
+        </w:tc>
+        <w:tc>
+          <w:tcPr>
+            <w:tcW w:w="3168" w:type="dxa"/>
+            <w:tcBorders>
+              <w:top w:val="single" w:sz="4" w:space="0" w:color="E2E8F0"/>
+              <w:left w:val="single" w:sz="4" w:space="0" w:color="E2E8F0"/>
+              <w:bottom w:val="single" w:sz="4" w:space="0" w:color="E2E8F0"/>
+              <w:right w:val="single" w:sz="4" w:space="0" w:color="E2E8F0"/>
+            </w:tcBorders>
+            <w:shd w:val="clear" w:color="auto" w:fill="FFFFFF"/>
+            <w:tcMar>
+              <w:top w:w="100" w:type="dxa"/>
+              <w:left w:w="130" w:type="dxa"/>
+              <w:bottom w:w="100" w:type="dxa"/>
+              <w:right w:w="130" w:type="dxa"/>
+            </w:tcMar>
+            <w:vAlign w:val="center"/>
+          </w:tcPr>
+          <w:p>
+            <w:pPr>
+              <w:spacing w:before="40" w:after="40"/>
+            </w:pPr>
+            <w:r>
+              <w:rPr>
+                <w:rFonts w:ascii="Arial" w:hAnsi="Arial"/>
+                <w:sz w:val="18"/>
+              </w:rPr>
+              <w:t>/api/account-requests</w:t>
+            </w:r>
+          </w:p>
+        </w:tc>
+        <w:tc>
+          <w:tcPr>
+            <w:tcW w:w="1728" w:type="dxa"/>
+            <w:tcBorders>
+              <w:top w:val="single" w:sz="4" w:space="0" w:color="E2E8F0"/>
+              <w:left w:val="single" w:sz="4" w:space="0" w:color="E2E8F0"/>
+              <w:bottom w:val="single" w:sz="4" w:space="0" w:color="E2E8F0"/>
+              <w:right w:val="single" w:sz="4" w:space="0" w:color="E2E8F0"/>
+            </w:tcBorders>
+            <w:shd w:val="clear" w:color="auto" w:fill="FFFFFF"/>
+            <w:tcMar>
+              <w:top w:w="100" w:type="dxa"/>
+              <w:left w:w="130" w:type="dxa"/>
+              <w:bottom w:w="100" w:type="dxa"/>
+              <w:right w:w="130" w:type="dxa"/>
+            </w:tcMar>
+            <w:vAlign w:val="center"/>
+          </w:tcPr>
+          <w:p>
+            <w:pPr>
+              <w:spacing w:before="40" w:after="40"/>
+            </w:pPr>
+            <w:r>
+              <w:rPr>
+                <w:rFonts w:ascii="Arial" w:hAnsi="Arial"/>
+                <w:sz w:val="18"/>
+              </w:rPr>
+              <w:t>Public</w:t>
+            </w:r>
+          </w:p>
+        </w:tc>
+        <w:tc>
+          <w:tcPr>
+            <w:tcW w:w="3744" w:type="dxa"/>
+            <w:tcBorders>
+              <w:top w:val="single" w:sz="4" w:space="0" w:color="E2E8F0"/>
+              <w:left w:val="single" w:sz="4" w:space="0" w:color="E2E8F0"/>
+              <w:bottom w:val="single" w:sz="4" w:space="0" w:color="E2E8F0"/>
+              <w:right w:val="single" w:sz="4" w:space="0" w:color="E2E8F0"/>
+            </w:tcBorders>
+            <w:shd w:val="clear" w:color="auto" w:fill="FFFFFF"/>
+            <w:tcMar>
+              <w:top w:w="100" w:type="dxa"/>
+              <w:left w:w="130" w:type="dxa"/>
+              <w:bottom w:w="100" w:type="dxa"/>
+              <w:right w:w="130" w:type="dxa"/>
+            </w:tcMar>
+            <w:vAlign w:val="center"/>
+          </w:tcPr>
+          <w:p>
+            <w:pPr>
+              <w:spacing w:before="40" w:after="40"/>
+            </w:pPr>
+            <w:r>
+              <w:rPr>
+                <w:rFonts w:ascii="Arial" w:hAnsi="Arial"/>
+                <w:sz w:val="18"/>
+              </w:rPr>
+              <w:t>Gửi yêu cầu đăng ký cấp tài khoản khảo thí mới từ form người dùng.</w:t>
+            </w:r>
+          </w:p>
+        </w:tc>
+      </w:tr>
+      <w:tr>
+        <w:tc>
+          <w:tcPr>
+            <w:tcW w:w="1440" w:type="dxa"/>
+            <w:tcBorders>
+              <w:top w:val="single" w:sz="4" w:space="0" w:color="E2E8F0"/>
+              <w:left w:val="single" w:sz="4" w:space="0" w:color="E2E8F0"/>
+              <w:bottom w:val="single" w:sz="4" w:space="0" w:color="E2E8F0"/>
+              <w:right w:val="single" w:sz="4" w:space="0" w:color="E2E8F0"/>
+            </w:tcBorders>
+            <w:shd w:val="clear" w:color="auto" w:fill="FFFFFF"/>
+            <w:tcMar>
+              <w:top w:w="100" w:type="dxa"/>
+              <w:left w:w="130" w:type="dxa"/>
+              <w:bottom w:w="100" w:type="dxa"/>
+              <w:right w:w="130" w:type="dxa"/>
+            </w:tcMar>
+            <w:vAlign w:val="center"/>
+          </w:tcPr>
+          <w:p>
+            <w:pPr>
+              <w:spacing w:before="40" w:after="40"/>
+            </w:pPr>
+            <w:r>
+              <w:rPr>
+                <w:rFonts w:ascii="Arial" w:hAnsi="Arial"/>
+                <w:sz w:val="18"/>
+              </w:rPr>
+              <w:t>GET</w:t>
+            </w:r>
+          </w:p>
+        </w:tc>
+        <w:tc>
+          <w:tcPr>
+            <w:tcW w:w="3168" w:type="dxa"/>
+            <w:tcBorders>
+              <w:top w:val="single" w:sz="4" w:space="0" w:color="E2E8F0"/>
+              <w:left w:val="single" w:sz="4" w:space="0" w:color="E2E8F0"/>
+              <w:bottom w:val="single" w:sz="4" w:space="0" w:color="E2E8F0"/>
+              <w:right w:val="single" w:sz="4" w:space="0" w:color="E2E8F0"/>
+            </w:tcBorders>
+            <w:shd w:val="clear" w:color="auto" w:fill="FFFFFF"/>
+            <w:tcMar>
+              <w:top w:w="100" w:type="dxa"/>
+              <w:left w:w="130" w:type="dxa"/>
+              <w:bottom w:w="100" w:type="dxa"/>
+              <w:right w:w="130" w:type="dxa"/>
+            </w:tcMar>
+            <w:vAlign w:val="center"/>
+          </w:tcPr>
+          <w:p>
+            <w:pPr>
+              <w:spacing w:before="40" w:after="40"/>
+            </w:pPr>
+            <w:r>
+              <w:rPr>
+                <w:rFonts w:ascii="Arial" w:hAnsi="Arial"/>
+                <w:sz w:val="18"/>
+              </w:rPr>
+              <w:t>/api/account-requests</w:t>
+            </w:r>
+          </w:p>
+        </w:tc>
+        <w:tc>
+          <w:tcPr>
+            <w:tcW w:w="1728" w:type="dxa"/>
+            <w:tcBorders>
+              <w:top w:val="single" w:sz="4" w:space="0" w:color="E2E8F0"/>
+              <w:left w:val="single" w:sz="4" w:space="0" w:color="E2E8F0"/>
+              <w:bottom w:val="single" w:sz="4" w:space="0" w:color="E2E8F0"/>
+              <w:right w:val="single" w:sz="4" w:space="0" w:color="E2E8F0"/>
+            </w:tcBorders>
+            <w:shd w:val="clear" w:color="auto" w:fill="FFFFFF"/>
+            <w:tcMar>
+              <w:top w:w="100" w:type="dxa"/>
+              <w:left w:w="130" w:type="dxa"/>
+              <w:bottom w:w="100" w:type="dxa"/>
+              <w:right w:w="130" w:type="dxa"/>
+            </w:tcMar>
+            <w:vAlign w:val="center"/>
+          </w:tcPr>
+          <w:p>
+            <w:pPr>
+              <w:spacing w:before="40" w:after="40"/>
+            </w:pPr>
+            <w:r>
+              <w:rPr>
+                <w:rFonts w:ascii="Arial" w:hAnsi="Arial"/>
+                <w:sz w:val="18"/>
+              </w:rPr>
+              <w:t>ADMIN</w:t>
+            </w:r>
+          </w:p>
+        </w:tc>
+        <w:tc>
+          <w:tcPr>
+            <w:tcW w:w="3744" w:type="dxa"/>
+            <w:tcBorders>
+              <w:top w:val="single" w:sz="4" w:space="0" w:color="E2E8F0"/>
+              <w:left w:val="single" w:sz="4" w:space="0" w:color="E2E8F0"/>
+              <w:bottom w:val="single" w:sz="4" w:space="0" w:color="E2E8F0"/>
+              <w:right w:val="single" w:sz="4" w:space="0" w:color="E2E8F0"/>
+            </w:tcBorders>
+            <w:shd w:val="clear" w:color="auto" w:fill="FFFFFF"/>
+            <w:tcMar>
+              <w:top w:w="100" w:type="dxa"/>
+              <w:left w:w="130" w:type="dxa"/>
+              <w:bottom w:w="100" w:type="dxa"/>
+              <w:right w:w="130" w:type="dxa"/>
+            </w:tcMar>
+            <w:vAlign w:val="center"/>
+          </w:tcPr>
+          <w:p>
+            <w:pPr>
+              <w:spacing w:before="40" w:after="40"/>
+            </w:pPr>
+            <w:r>
+              <w:rPr>
+                <w:rFonts w:ascii="Arial" w:hAnsi="Arial"/>
+                <w:sz w:val="18"/>
+              </w:rPr>
+              <w:t>Tra cứu danh sách yêu cầu cấp tài khoản (lọc status, search, trả về pendingCount).</w:t>
+            </w:r>
+          </w:p>
+        </w:tc>
+      </w:tr>
+      <w:tr>
+        <w:tc>
+          <w:tcPr>
+            <w:tcW w:w="1440" w:type="dxa"/>
+            <w:tcBorders>
+              <w:top w:val="single" w:sz="4" w:space="0" w:color="E2E8F0"/>
+              <w:left w:val="single" w:sz="4" w:space="0" w:color="E2E8F0"/>
+              <w:bottom w:val="single" w:sz="4" w:space="0" w:color="E2E8F0"/>
+              <w:right w:val="single" w:sz="4" w:space="0" w:color="E2E8F0"/>
+            </w:tcBorders>
+            <w:shd w:val="clear" w:color="auto" w:fill="FFFFFF"/>
+            <w:tcMar>
+              <w:top w:w="100" w:type="dxa"/>
+              <w:left w:w="130" w:type="dxa"/>
+              <w:bottom w:w="100" w:type="dxa"/>
+              <w:right w:w="130" w:type="dxa"/>
+            </w:tcMar>
+            <w:vAlign w:val="center"/>
+          </w:tcPr>
+          <w:p>
+            <w:pPr>
+              <w:spacing w:before="40" w:after="40"/>
+            </w:pPr>
+            <w:r>
+              <w:rPr>
+                <w:rFonts w:ascii="Arial" w:hAnsi="Arial"/>
+                <w:sz w:val="18"/>
+              </w:rPr>
+              <w:t>PATCH</w:t>
+            </w:r>
+          </w:p>
+        </w:tc>
+        <w:tc>
+          <w:tcPr>
+            <w:tcW w:w="3168" w:type="dxa"/>
+            <w:tcBorders>
+              <w:top w:val="single" w:sz="4" w:space="0" w:color="E2E8F0"/>
+              <w:left w:val="single" w:sz="4" w:space="0" w:color="E2E8F0"/>
+              <w:bottom w:val="single" w:sz="4" w:space="0" w:color="E2E8F0"/>
+              <w:right w:val="single" w:sz="4" w:space="0" w:color="E2E8F0"/>
+            </w:tcBorders>
+            <w:shd w:val="clear" w:color="auto" w:fill="FFFFFF"/>
+            <w:tcMar>
+              <w:top w:w="100" w:type="dxa"/>
+              <w:left w:w="130" w:type="dxa"/>
+              <w:bottom w:w="100" w:type="dxa"/>
+              <w:right w:w="130" w:type="dxa"/>
+            </w:tcMar>
+            <w:vAlign w:val="center"/>
+          </w:tcPr>
+          <w:p>
+            <w:pPr>
+              <w:spacing w:before="40" w:after="40"/>
+            </w:pPr>
+            <w:r>
+              <w:rPr>
+                <w:rFonts w:ascii="Arial" w:hAnsi="Arial"/>
+                <w:sz w:val="18"/>
+              </w:rPr>
+              <w:t>/api/account-requests/:id/approve</w:t>
+            </w:r>
+          </w:p>
+        </w:tc>
+        <w:tc>
+          <w:tcPr>
+            <w:tcW w:w="1728" w:type="dxa"/>
+            <w:tcBorders>
+              <w:top w:val="single" w:sz="4" w:space="0" w:color="E2E8F0"/>
+              <w:left w:val="single" w:sz="4" w:space="0" w:color="E2E8F0"/>
+              <w:bottom w:val="single" w:sz="4" w:space="0" w:color="E2E8F0"/>
+              <w:right w:val="single" w:sz="4" w:space="0" w:color="E2E8F0"/>
+            </w:tcBorders>
+            <w:shd w:val="clear" w:color="auto" w:fill="FFFFFF"/>
+            <w:tcMar>
+              <w:top w:w="100" w:type="dxa"/>
+              <w:left w:w="130" w:type="dxa"/>
+              <w:bottom w:w="100" w:type="dxa"/>
+              <w:right w:w="130" w:type="dxa"/>
+            </w:tcMar>
+            <w:vAlign w:val="center"/>
+          </w:tcPr>
+          <w:p>
+            <w:pPr>
+              <w:spacing w:before="40" w:after="40"/>
+            </w:pPr>
+            <w:r>
+              <w:rPr>
+                <w:rFonts w:ascii="Arial" w:hAnsi="Arial"/>
+                <w:sz w:val="18"/>
+              </w:rPr>
+              <w:t>ADMIN</w:t>
+            </w:r>
+          </w:p>
+        </w:tc>
+        <w:tc>
+          <w:tcPr>
+            <w:tcW w:w="3744" w:type="dxa"/>
+            <w:tcBorders>
+              <w:top w:val="single" w:sz="4" w:space="0" w:color="E2E8F0"/>
+              <w:left w:val="single" w:sz="4" w:space="0" w:color="E2E8F0"/>
+              <w:bottom w:val="single" w:sz="4" w:space="0" w:color="E2E8F0"/>
+              <w:right w:val="single" w:sz="4" w:space="0" w:color="E2E8F0"/>
+            </w:tcBorders>
+            <w:shd w:val="clear" w:color="auto" w:fill="FFFFFF"/>
+            <w:tcMar>
+              <w:top w:w="100" w:type="dxa"/>
+              <w:left w:w="130" w:type="dxa"/>
+              <w:bottom w:w="100" w:type="dxa"/>
+              <w:right w:w="130" w:type="dxa"/>
+            </w:tcMar>
+            <w:vAlign w:val="center"/>
+          </w:tcPr>
+          <w:p>
+            <w:pPr>
+              <w:spacing w:before="40" w:after="40"/>
+            </w:pPr>
+            <w:r>
+              <w:rPr>
+                <w:rFonts w:ascii="Arial" w:hAnsi="Arial"/>
+                <w:sz w:val="18"/>
+              </w:rPr>
+              <w:t>Phê duyệt yêu cầu: Tự động tạo user, khởi tạo mật khẩu và gửi email thông báo.</w:t>
+            </w:r>
+          </w:p>
+        </w:tc>
+      </w:tr>
+      <w:tr>
+        <w:tc>
+          <w:tcPr>
+            <w:tcW w:w="1440" w:type="dxa"/>
+            <w:tcBorders>
+              <w:top w:val="single" w:sz="4" w:space="0" w:color="E2E8F0"/>
+              <w:left w:val="single" w:sz="4" w:space="0" w:color="E2E8F0"/>
+              <w:bottom w:val="single" w:sz="4" w:space="0" w:color="E2E8F0"/>
+              <w:right w:val="single" w:sz="4" w:space="0" w:color="E2E8F0"/>
+            </w:tcBorders>
+            <w:shd w:val="clear" w:color="auto" w:fill="FFFFFF"/>
+            <w:tcMar>
+              <w:top w:w="100" w:type="dxa"/>
+              <w:left w:w="130" w:type="dxa"/>
+              <w:bottom w:w="100" w:type="dxa"/>
+              <w:right w:w="130" w:type="dxa"/>
+            </w:tcMar>
+            <w:vAlign w:val="center"/>
+          </w:tcPr>
+          <w:p>
+            <w:pPr>
+              <w:spacing w:before="40" w:after="40"/>
+            </w:pPr>
+            <w:r>
+              <w:rPr>
+                <w:rFonts w:ascii="Arial" w:hAnsi="Arial"/>
+                <w:sz w:val="18"/>
+              </w:rPr>
+              <w:t>PATCH</w:t>
+            </w:r>
+          </w:p>
+        </w:tc>
+        <w:tc>
+          <w:tcPr>
+            <w:tcW w:w="3168" w:type="dxa"/>
+            <w:tcBorders>
+              <w:top w:val="single" w:sz="4" w:space="0" w:color="E2E8F0"/>
+              <w:left w:val="single" w:sz="4" w:space="0" w:color="E2E8F0"/>
+              <w:bottom w:val="single" w:sz="4" w:space="0" w:color="E2E8F0"/>
+              <w:right w:val="single" w:sz="4" w:space="0" w:color="E2E8F0"/>
+            </w:tcBorders>
+            <w:shd w:val="clear" w:color="auto" w:fill="FFFFFF"/>
+            <w:tcMar>
+              <w:top w:w="100" w:type="dxa"/>
+              <w:left w:w="130" w:type="dxa"/>
+              <w:bottom w:w="100" w:type="dxa"/>
+              <w:right w:w="130" w:type="dxa"/>
+            </w:tcMar>
+            <w:vAlign w:val="center"/>
+          </w:tcPr>
+          <w:p>
+            <w:pPr>
+              <w:spacing w:before="40" w:after="40"/>
+            </w:pPr>
+            <w:r>
+              <w:rPr>
+                <w:rFonts w:ascii="Arial" w:hAnsi="Arial"/>
+                <w:sz w:val="18"/>
+              </w:rPr>
+              <w:t>/api/account-requests/:id/reject</w:t>
+            </w:r>
+          </w:p>
+        </w:tc>
+        <w:tc>
+          <w:tcPr>
+            <w:tcW w:w="1728" w:type="dxa"/>
+            <w:tcBorders>
+              <w:top w:val="single" w:sz="4" w:space="0" w:color="E2E8F0"/>
+              <w:left w:val="single" w:sz="4" w:space="0" w:color="E2E8F0"/>
+              <w:bottom w:val="single" w:sz="4" w:space="0" w:color="E2E8F0"/>
+              <w:right w:val="single" w:sz="4" w:space="0" w:color="E2E8F0"/>
+            </w:tcBorders>
+            <w:shd w:val="clear" w:color="auto" w:fill="FFFFFF"/>
+            <w:tcMar>
+              <w:top w:w="100" w:type="dxa"/>
+              <w:left w:w="130" w:type="dxa"/>
+              <w:bottom w:w="100" w:type="dxa"/>
+              <w:right w:w="130" w:type="dxa"/>
+            </w:tcMar>
+            <w:vAlign w:val="center"/>
+          </w:tcPr>
+          <w:p>
+            <w:pPr>
+              <w:spacing w:before="40" w:after="40"/>
+            </w:pPr>
+            <w:r>
+              <w:rPr>
+                <w:rFonts w:ascii="Arial" w:hAnsi="Arial"/>
+                <w:sz w:val="18"/>
+              </w:rPr>
+              <w:t>ADMIN</w:t>
+            </w:r>
+          </w:p>
+        </w:tc>
+        <w:tc>
+          <w:tcPr>
+            <w:tcW w:w="3744" w:type="dxa"/>
+            <w:tcBorders>
+              <w:top w:val="single" w:sz="4" w:space="0" w:color="E2E8F0"/>
+              <w:left w:val="single" w:sz="4" w:space="0" w:color="E2E8F0"/>
+              <w:bottom w:val="single" w:sz="4" w:space="0" w:color="E2E8F0"/>
+              <w:right w:val="single" w:sz="4" w:space="0" w:color="E2E8F0"/>
+            </w:tcBorders>
+            <w:shd w:val="clear" w:color="auto" w:fill="FFFFFF"/>
+            <w:tcMar>
+              <w:top w:w="100" w:type="dxa"/>
+              <w:left w:w="130" w:type="dxa"/>
+              <w:bottom w:w="100" w:type="dxa"/>
+              <w:right w:w="130" w:type="dxa"/>
+            </w:tcMar>
+            <w:vAlign w:val="center"/>
+          </w:tcPr>
+          <w:p>
+            <w:pPr>
+              <w:spacing w:before="40" w:after="40"/>
+            </w:pPr>
+            <w:r>
+              <w:rPr>
+                <w:rFonts w:ascii="Arial" w:hAnsi="Arial"/>
+                <w:sz w:val="18"/>
+              </w:rPr>
+              <w:t>Từ chối yêu cầu: Lưu lý do từ chối và tự động gửi email thông báo cho nhân viên.</w:t>
+            </w:r>
+          </w:p>
+        </w:tc>
+      </w:tr>
+      <w:tr>
+        <w:tc>
+          <w:tcPr>
+            <w:tcW w:w="1440" w:type="dxa"/>
+            <w:tcBorders>
+              <w:top w:val="single" w:sz="4" w:space="0" w:color="E2E8F0"/>
+              <w:left w:val="single" w:sz="4" w:space="0" w:color="E2E8F0"/>
+              <w:bottom w:val="single" w:sz="4" w:space="0" w:color="E2E8F0"/>
+              <w:right w:val="single" w:sz="4" w:space="0" w:color="E2E8F0"/>
+            </w:tcBorders>
+            <w:shd w:val="clear" w:color="auto" w:fill="FFFFFF"/>
+            <w:tcMar>
+              <w:top w:w="100" w:type="dxa"/>
+              <w:left w:w="130" w:type="dxa"/>
+              <w:bottom w:w="100" w:type="dxa"/>
+              <w:right w:w="130" w:type="dxa"/>
+            </w:tcMar>
+            <w:vAlign w:val="center"/>
+          </w:tcPr>
+          <w:p>
+            <w:pPr>
+              <w:spacing w:before="40" w:after="40"/>
+            </w:pPr>
+            <w:r>
+              <w:rPr>
+                <w:rFonts w:ascii="Arial" w:hAnsi="Arial"/>
+                <w:sz w:val="18"/>
+              </w:rPr>
+              <w:t>GET</w:t>
+            </w:r>
+          </w:p>
+        </w:tc>
+        <w:tc>
+          <w:tcPr>
+            <w:tcW w:w="3168" w:type="dxa"/>
+            <w:tcBorders>
+              <w:top w:val="single" w:sz="4" w:space="0" w:color="E2E8F0"/>
+              <w:left w:val="single" w:sz="4" w:space="0" w:color="E2E8F0"/>
+              <w:bottom w:val="single" w:sz="4" w:space="0" w:color="E2E8F0"/>
+              <w:right w:val="single" w:sz="4" w:space="0" w:color="E2E8F0"/>
+            </w:tcBorders>
+            <w:shd w:val="clear" w:color="auto" w:fill="FFFFFF"/>
+            <w:tcMar>
+              <w:top w:w="100" w:type="dxa"/>
+              <w:left w:w="130" w:type="dxa"/>
+              <w:bottom w:w="100" w:type="dxa"/>
+              <w:right w:w="130" w:type="dxa"/>
+            </w:tcMar>
+            <w:vAlign w:val="center"/>
+          </w:tcPr>
+          <w:p>
+            <w:pPr>
+              <w:spacing w:before="40" w:after="40"/>
+            </w:pPr>
+            <w:r>
+              <w:rPr>
+                <w:rFonts w:ascii="Arial" w:hAnsi="Arial"/>
+                <w:sz w:val="18"/>
+              </w:rPr>
+              <w:t>/api/audit-logs</w:t>
+            </w:r>
+          </w:p>
+        </w:tc>
+        <w:tc>
+          <w:tcPr>
+            <w:tcW w:w="1728" w:type="dxa"/>
+            <w:tcBorders>
+              <w:top w:val="single" w:sz="4" w:space="0" w:color="E2E8F0"/>
+              <w:left w:val="single" w:sz="4" w:space="0" w:color="E2E8F0"/>
+              <w:bottom w:val="single" w:sz="4" w:space="0" w:color="E2E8F0"/>
+              <w:right w:val="single" w:sz="4" w:space="0" w:color="E2E8F0"/>
+            </w:tcBorders>
+            <w:shd w:val="clear" w:color="auto" w:fill="FFFFFF"/>
+            <w:tcMar>
+              <w:top w:w="100" w:type="dxa"/>
+              <w:left w:w="130" w:type="dxa"/>
+              <w:bottom w:w="100" w:type="dxa"/>
+              <w:right w:w="130" w:type="dxa"/>
+            </w:tcMar>
+            <w:vAlign w:val="center"/>
+          </w:tcPr>
+          <w:p>
+            <w:pPr>
+              <w:spacing w:before="40" w:after="40"/>
+            </w:pPr>
+            <w:r>
+              <w:rPr>
+                <w:rFonts w:ascii="Arial" w:hAnsi="Arial"/>
+                <w:sz w:val="18"/>
+              </w:rPr>
+              <w:t>ADMIN</w:t>
+            </w:r>
+          </w:p>
+        </w:tc>
+        <w:tc>
+          <w:tcPr>
+            <w:tcW w:w="3744" w:type="dxa"/>
+            <w:tcBorders>
+              <w:top w:val="single" w:sz="4" w:space="0" w:color="E2E8F0"/>
+              <w:left w:val="single" w:sz="4" w:space="0" w:color="E2E8F0"/>
+              <w:bottom w:val="single" w:sz="4" w:space="0" w:color="E2E8F0"/>
+              <w:right w:val="single" w:sz="4" w:space="0" w:color="E2E8F0"/>
+            </w:tcBorders>
+            <w:shd w:val="clear" w:color="auto" w:fill="FFFFFF"/>
+            <w:tcMar>
+              <w:top w:w="100" w:type="dxa"/>
+              <w:left w:w="130" w:type="dxa"/>
+              <w:bottom w:w="100" w:type="dxa"/>
+              <w:right w:w="130" w:type="dxa"/>
+            </w:tcMar>
+            <w:vAlign w:val="center"/>
+          </w:tcPr>
+          <w:p>
+            <w:pPr>
+              <w:spacing w:before="40" w:after="40"/>
+            </w:pPr>
+            <w:r>
+              <w:rPr>
+                <w:rFonts w:ascii="Arial" w:hAnsi="Arial"/>
+                <w:sz w:val="18"/>
+              </w:rPr>
+              <w:t>Tra cứu nhật ký kiểm toán hệ thống (lọc action, khoảng ngày, tìm kiếm, phân trang).</w:t>
+            </w:r>
+          </w:p>
+        </w:tc>
+      </w:tr>
+      <w:tr>
+        <w:tc>
+          <w:tcPr>
+            <w:tcW w:w="1440" w:type="dxa"/>
+            <w:tcBorders>
+              <w:top w:val="single" w:sz="4" w:space="0" w:color="E2E8F0"/>
+              <w:left w:val="single" w:sz="4" w:space="0" w:color="E2E8F0"/>
+              <w:bottom w:val="single" w:sz="4" w:space="0" w:color="E2E8F0"/>
+              <w:right w:val="single" w:sz="4" w:space="0" w:color="E2E8F0"/>
+            </w:tcBorders>
+            <w:shd w:val="clear" w:color="auto" w:fill="FFFFFF"/>
+            <w:tcMar>
+              <w:top w:w="100" w:type="dxa"/>
+              <w:left w:w="130" w:type="dxa"/>
+              <w:bottom w:w="100" w:type="dxa"/>
+              <w:right w:w="130" w:type="dxa"/>
+            </w:tcMar>
+            <w:vAlign w:val="center"/>
+          </w:tcPr>
+          <w:p>
+            <w:pPr>
+              <w:spacing w:before="40" w:after="40"/>
+            </w:pPr>
+            <w:r>
+              <w:rPr>
+                <w:rFonts w:ascii="Arial" w:hAnsi="Arial"/>
+                <w:sz w:val="18"/>
+              </w:rPr>
+              <w:t>GET</w:t>
+            </w:r>
+          </w:p>
+        </w:tc>
+        <w:tc>
+          <w:tcPr>
+            <w:tcW w:w="3168" w:type="dxa"/>
+            <w:tcBorders>
+              <w:top w:val="single" w:sz="4" w:space="0" w:color="E2E8F0"/>
+              <w:left w:val="single" w:sz="4" w:space="0" w:color="E2E8F0"/>
+              <w:bottom w:val="single" w:sz="4" w:space="0" w:color="E2E8F0"/>
+              <w:right w:val="single" w:sz="4" w:space="0" w:color="E2E8F0"/>
+            </w:tcBorders>
+            <w:shd w:val="clear" w:color="auto" w:fill="FFFFFF"/>
+            <w:tcMar>
+              <w:top w:w="100" w:type="dxa"/>
+              <w:left w:w="130" w:type="dxa"/>
+              <w:bottom w:w="100" w:type="dxa"/>
+              <w:right w:w="130" w:type="dxa"/>
+            </w:tcMar>
+            <w:vAlign w:val="center"/>
+          </w:tcPr>
+          <w:p>
+            <w:pPr>
+              <w:spacing w:before="40" w:after="40"/>
+            </w:pPr>
+            <w:r>
+              <w:rPr>
+                <w:rFonts w:ascii="Arial" w:hAnsi="Arial"/>
+                <w:sz w:val="18"/>
+              </w:rPr>
+              <w:t>/api/audit-logs/stats</w:t>
+            </w:r>
+          </w:p>
+        </w:tc>
+        <w:tc>
+          <w:tcPr>
+            <w:tcW w:w="1728" w:type="dxa"/>
+            <w:tcBorders>
+              <w:top w:val="single" w:sz="4" w:space="0" w:color="E2E8F0"/>
+              <w:left w:val="single" w:sz="4" w:space="0" w:color="E2E8F0"/>
+              <w:bottom w:val="single" w:sz="4" w:space="0" w:color="E2E8F0"/>
+              <w:right w:val="single" w:sz="4" w:space="0" w:color="E2E8F0"/>
+            </w:tcBorders>
+            <w:shd w:val="clear" w:color="auto" w:fill="FFFFFF"/>
+            <w:tcMar>
+              <w:top w:w="100" w:type="dxa"/>
+              <w:left w:w="130" w:type="dxa"/>
+              <w:bottom w:w="100" w:type="dxa"/>
+              <w:right w:w="130" w:type="dxa"/>
+            </w:tcMar>
+            <w:vAlign w:val="center"/>
+          </w:tcPr>
+          <w:p>
+            <w:pPr>
+              <w:spacing w:before="40" w:after="40"/>
+            </w:pPr>
+            <w:r>
+              <w:rPr>
+                <w:rFonts w:ascii="Arial" w:hAnsi="Arial"/>
+                <w:sz w:val="18"/>
+              </w:rPr>
+              <w:t>ADMIN</w:t>
+            </w:r>
+          </w:p>
+        </w:tc>
+        <w:tc>
+          <w:tcPr>
+            <w:tcW w:w="3744" w:type="dxa"/>
+            <w:tcBorders>
+              <w:top w:val="single" w:sz="4" w:space="0" w:color="E2E8F0"/>
+              <w:left w:val="single" w:sz="4" w:space="0" w:color="E2E8F0"/>
+              <w:bottom w:val="single" w:sz="4" w:space="0" w:color="E2E8F0"/>
+              <w:right w:val="single" w:sz="4" w:space="0" w:color="E2E8F0"/>
+            </w:tcBorders>
+            <w:shd w:val="clear" w:color="auto" w:fill="FFFFFF"/>
+            <w:tcMar>
+              <w:top w:w="100" w:type="dxa"/>
+              <w:left w:w="130" w:type="dxa"/>
+              <w:bottom w:w="100" w:type="dxa"/>
+              <w:right w:w="130" w:type="dxa"/>
+            </w:tcMar>
+            <w:vAlign w:val="center"/>
+          </w:tcPr>
+          <w:p>
+            <w:pPr>
+              <w:spacing w:before="40" w:after="40"/>
+            </w:pPr>
+            <w:r>
+              <w:rPr>
+                <w:rFonts w:ascii="Arial" w:hAnsi="Arial"/>
+                <w:sz w:val="18"/>
+              </w:rPr>
+              <w:t>Thống kê số lượng thao tác theo danh mục trong ngày hôm nay (4 chỉ số KPI).</w:t>
+            </w:r>
+          </w:p>
+        </w:tc>
+      </w:tr>
+      <w:tr>
+        <w:tc>
+          <w:tcPr>
+            <w:tcW w:w="1440" w:type="dxa"/>
+            <w:tcBorders>
+              <w:top w:val="single" w:sz="4" w:space="0" w:color="E2E8F0"/>
+              <w:left w:val="single" w:sz="4" w:space="0" w:color="E2E8F0"/>
+              <w:bottom w:val="single" w:sz="4" w:space="0" w:color="E2E8F0"/>
+              <w:right w:val="single" w:sz="4" w:space="0" w:color="E2E8F0"/>
+            </w:tcBorders>
+            <w:shd w:val="clear" w:color="auto" w:fill="FFFFFF"/>
+            <w:tcMar>
+              <w:top w:w="100" w:type="dxa"/>
+              <w:left w:w="130" w:type="dxa"/>
+              <w:bottom w:w="100" w:type="dxa"/>
+              <w:right w:w="130" w:type="dxa"/>
+            </w:tcMar>
+            <w:vAlign w:val="center"/>
+          </w:tcPr>
+          <w:p>
+            <w:pPr>
+              <w:spacing w:before="40" w:after="40"/>
+            </w:pPr>
+            <w:r>
+              <w:rPr>
+                <w:rFonts w:ascii="Arial" w:hAnsi="Arial"/>
+                <w:sz w:val="18"/>
+              </w:rPr>
+              <w:t>GET</w:t>
+            </w:r>
+          </w:p>
+        </w:tc>
+        <w:tc>
+          <w:tcPr>
+            <w:tcW w:w="3168" w:type="dxa"/>
+            <w:tcBorders>
+              <w:top w:val="single" w:sz="4" w:space="0" w:color="E2E8F0"/>
+              <w:left w:val="single" w:sz="4" w:space="0" w:color="E2E8F0"/>
+              <w:bottom w:val="single" w:sz="4" w:space="0" w:color="E2E8F0"/>
+              <w:right w:val="single" w:sz="4" w:space="0" w:color="E2E8F0"/>
+            </w:tcBorders>
+            <w:shd w:val="clear" w:color="auto" w:fill="FFFFFF"/>
+            <w:tcMar>
+              <w:top w:w="100" w:type="dxa"/>
+              <w:left w:w="130" w:type="dxa"/>
+              <w:bottom w:w="100" w:type="dxa"/>
+              <w:right w:w="130" w:type="dxa"/>
+            </w:tcMar>
+            <w:vAlign w:val="center"/>
+          </w:tcPr>
+          <w:p>
+            <w:pPr>
+              <w:spacing w:before="40" w:after="40"/>
+            </w:pPr>
+            <w:r>
+              <w:rPr>
+                <w:rFonts w:ascii="Arial" w:hAnsi="Arial"/>
+                <w:sz w:val="18"/>
+              </w:rPr>
+              <w:t>/api/reports/summary</w:t>
+            </w:r>
+          </w:p>
+        </w:tc>
+        <w:tc>
+          <w:tcPr>
+            <w:tcW w:w="1728" w:type="dxa"/>
+            <w:tcBorders>
+              <w:top w:val="single" w:sz="4" w:space="0" w:color="E2E8F0"/>
+              <w:left w:val="single" w:sz="4" w:space="0" w:color="E2E8F0"/>
+              <w:bottom w:val="single" w:sz="4" w:space="0" w:color="E2E8F0"/>
+              <w:right w:val="single" w:sz="4" w:space="0" w:color="E2E8F0"/>
+            </w:tcBorders>
+            <w:shd w:val="clear" w:color="auto" w:fill="FFFFFF"/>
+            <w:tcMar>
+              <w:top w:w="100" w:type="dxa"/>
+              <w:left w:w="130" w:type="dxa"/>
+              <w:bottom w:w="100" w:type="dxa"/>
+              <w:right w:w="130" w:type="dxa"/>
+            </w:tcMar>
+            <w:vAlign w:val="center"/>
+          </w:tcPr>
+          <w:p>
+            <w:pPr>
+              <w:spacing w:before="40" w:after="40"/>
+            </w:pPr>
+            <w:r>
+              <w:rPr>
+                <w:rFonts w:ascii="Arial" w:hAnsi="Arial"/>
+                <w:sz w:val="18"/>
+              </w:rPr>
+              <w:t>ADMIN</w:t>
+            </w:r>
+          </w:p>
+        </w:tc>
+        <w:tc>
+          <w:tcPr>
+            <w:tcW w:w="3744" w:type="dxa"/>
+            <w:tcBorders>
+              <w:top w:val="single" w:sz="4" w:space="0" w:color="E2E8F0"/>
+              <w:left w:val="single" w:sz="4" w:space="0" w:color="E2E8F0"/>
+              <w:bottom w:val="single" w:sz="4" w:space="0" w:color="E2E8F0"/>
+              <w:right w:val="single" w:sz="4" w:space="0" w:color="E2E8F0"/>
+            </w:tcBorders>
+            <w:shd w:val="clear" w:color="auto" w:fill="FFFFFF"/>
+            <w:tcMar>
+              <w:top w:w="100" w:type="dxa"/>
+              <w:left w:w="130" w:type="dxa"/>
+              <w:bottom w:w="100" w:type="dxa"/>
+              <w:right w:w="130" w:type="dxa"/>
+            </w:tcMar>
+            <w:vAlign w:val="center"/>
+          </w:tcPr>
+          <w:p>
+            <w:pPr>
+              <w:spacing w:before="40" w:after="40"/>
+            </w:pPr>
+            <w:r>
+              <w:rPr>
+                <w:rFonts w:ascii="Arial" w:hAnsi="Arial"/>
+                <w:sz w:val="18"/>
+              </w:rPr>
+              <w:t>Lấy 6 chỉ số KPI khảo thí tổng quan toàn hệ thống.</w:t>
+            </w:r>
+          </w:p>
+        </w:tc>
+      </w:tr>
+      <w:tr>
+        <w:tc>
+          <w:tcPr>
+            <w:tcW w:w="1440" w:type="dxa"/>
+            <w:tcBorders>
+              <w:top w:val="single" w:sz="4" w:space="0" w:color="E2E8F0"/>
+              <w:left w:val="single" w:sz="4" w:space="0" w:color="E2E8F0"/>
+              <w:bottom w:val="single" w:sz="4" w:space="0" w:color="E2E8F0"/>
+              <w:right w:val="single" w:sz="4" w:space="0" w:color="E2E8F0"/>
+            </w:tcBorders>
+            <w:shd w:val="clear" w:color="auto" w:fill="FFFFFF"/>
+            <w:tcMar>
+              <w:top w:w="100" w:type="dxa"/>
+              <w:left w:w="130" w:type="dxa"/>
+              <w:bottom w:w="100" w:type="dxa"/>
+              <w:right w:w="130" w:type="dxa"/>
+            </w:tcMar>
+            <w:vAlign w:val="center"/>
+          </w:tcPr>
+          <w:p>
+            <w:pPr>
+              <w:spacing w:before="40" w:after="40"/>
+            </w:pPr>
+            <w:r>
+              <w:rPr>
+                <w:rFonts w:ascii="Arial" w:hAnsi="Arial"/>
+                <w:sz w:val="18"/>
+              </w:rPr>
+              <w:t>GET</w:t>
+            </w:r>
+          </w:p>
+        </w:tc>
+        <w:tc>
+          <w:tcPr>
+            <w:tcW w:w="3168" w:type="dxa"/>
+            <w:tcBorders>
+              <w:top w:val="single" w:sz="4" w:space="0" w:color="E2E8F0"/>
+              <w:left w:val="single" w:sz="4" w:space="0" w:color="E2E8F0"/>
+              <w:bottom w:val="single" w:sz="4" w:space="0" w:color="E2E8F0"/>
+              <w:right w:val="single" w:sz="4" w:space="0" w:color="E2E8F0"/>
+            </w:tcBorders>
+            <w:shd w:val="clear" w:color="auto" w:fill="FFFFFF"/>
+            <w:tcMar>
+              <w:top w:w="100" w:type="dxa"/>
+              <w:left w:w="130" w:type="dxa"/>
+              <w:bottom w:w="100" w:type="dxa"/>
+              <w:right w:w="130" w:type="dxa"/>
+            </w:tcMar>
+            <w:vAlign w:val="center"/>
+          </w:tcPr>
+          <w:p>
+            <w:pPr>
+              <w:spacing w:before="40" w:after="40"/>
+            </w:pPr>
+            <w:r>
+              <w:rPr>
+                <w:rFonts w:ascii="Arial" w:hAnsi="Arial"/>
+                <w:sz w:val="18"/>
+              </w:rPr>
+              <w:t>/api/reports/exams</w:t>
+            </w:r>
+          </w:p>
+        </w:tc>
+        <w:tc>
+          <w:tcPr>
+            <w:tcW w:w="1728" w:type="dxa"/>
+            <w:tcBorders>
+              <w:top w:val="single" w:sz="4" w:space="0" w:color="E2E8F0"/>
+              <w:left w:val="single" w:sz="4" w:space="0" w:color="E2E8F0"/>
+              <w:bottom w:val="single" w:sz="4" w:space="0" w:color="E2E8F0"/>
+              <w:right w:val="single" w:sz="4" w:space="0" w:color="E2E8F0"/>
+            </w:tcBorders>
+            <w:shd w:val="clear" w:color="auto" w:fill="FFFFFF"/>
+            <w:tcMar>
+              <w:top w:w="100" w:type="dxa"/>
+              <w:left w:w="130" w:type="dxa"/>
+              <w:bottom w:w="100" w:type="dxa"/>
+              <w:right w:w="130" w:type="dxa"/>
+            </w:tcMar>
+            <w:vAlign w:val="center"/>
+          </w:tcPr>
+          <w:p>
+            <w:pPr>
+              <w:spacing w:before="40" w:after="40"/>
+            </w:pPr>
+            <w:r>
+              <w:rPr>
+                <w:rFonts w:ascii="Arial" w:hAnsi="Arial"/>
+                <w:sz w:val="18"/>
+              </w:rPr>
+              <w:t>ADMIN</w:t>
+            </w:r>
+          </w:p>
+        </w:tc>
+        <w:tc>
+          <w:tcPr>
+            <w:tcW w:w="3744" w:type="dxa"/>
+            <w:tcBorders>
+              <w:top w:val="single" w:sz="4" w:space="0" w:color="E2E8F0"/>
+              <w:left w:val="single" w:sz="4" w:space="0" w:color="E2E8F0"/>
+              <w:bottom w:val="single" w:sz="4" w:space="0" w:color="E2E8F0"/>
+              <w:right w:val="single" w:sz="4" w:space="0" w:color="E2E8F0"/>
+            </w:tcBorders>
+            <w:shd w:val="clear" w:color="auto" w:fill="FFFFFF"/>
+            <w:tcMar>
+              <w:top w:w="100" w:type="dxa"/>
+              <w:left w:w="130" w:type="dxa"/>
+              <w:bottom w:w="100" w:type="dxa"/>
+              <w:right w:w="130" w:type="dxa"/>
+            </w:tcMar>
+            <w:vAlign w:val="center"/>
+          </w:tcPr>
+          <w:p>
+            <w:pPr>
+              <w:spacing w:before="40" w:after="40"/>
+            </w:pPr>
+            <w:r>
+              <w:rPr>
+                <w:rFonts w:ascii="Arial" w:hAnsi="Arial"/>
+                <w:sz w:val="18"/>
+              </w:rPr>
+              <w:t>Báo cáo danh sách các kỳ thi kèm số lượng thí sinh, điểm TB, tỷ lệ đạt, vi phạm.</w:t>
+            </w:r>
+          </w:p>
+        </w:tc>
+      </w:tr>
+      <w:tr>
+        <w:tc>
+          <w:tcPr>
+            <w:tcW w:w="1440" w:type="dxa"/>
+            <w:tcBorders>
+              <w:top w:val="single" w:sz="4" w:space="0" w:color="E2E8F0"/>
+              <w:left w:val="single" w:sz="4" w:space="0" w:color="E2E8F0"/>
+              <w:bottom w:val="single" w:sz="4" w:space="0" w:color="E2E8F0"/>
+              <w:right w:val="single" w:sz="4" w:space="0" w:color="E2E8F0"/>
+            </w:tcBorders>
+            <w:shd w:val="clear" w:color="auto" w:fill="FFFFFF"/>
+            <w:tcMar>
+              <w:top w:w="100" w:type="dxa"/>
+              <w:left w:w="130" w:type="dxa"/>
+              <w:bottom w:w="100" w:type="dxa"/>
+              <w:right w:w="130" w:type="dxa"/>
+            </w:tcMar>
+            <w:vAlign w:val="center"/>
+          </w:tcPr>
+          <w:p>
+            <w:pPr>
+              <w:spacing w:before="40" w:after="40"/>
+            </w:pPr>
+            <w:r>
+              <w:rPr>
+                <w:rFonts w:ascii="Arial" w:hAnsi="Arial"/>
+                <w:sz w:val="18"/>
+              </w:rPr>
+              <w:t>GET</w:t>
+            </w:r>
+          </w:p>
+        </w:tc>
+        <w:tc>
+          <w:tcPr>
+            <w:tcW w:w="3168" w:type="dxa"/>
+            <w:tcBorders>
+              <w:top w:val="single" w:sz="4" w:space="0" w:color="E2E8F0"/>
+              <w:left w:val="single" w:sz="4" w:space="0" w:color="E2E8F0"/>
+              <w:bottom w:val="single" w:sz="4" w:space="0" w:color="E2E8F0"/>
+              <w:right w:val="single" w:sz="4" w:space="0" w:color="E2E8F0"/>
+            </w:tcBorders>
+            <w:shd w:val="clear" w:color="auto" w:fill="FFFFFF"/>
+            <w:tcMar>
+              <w:top w:w="100" w:type="dxa"/>
+              <w:left w:w="130" w:type="dxa"/>
+              <w:bottom w:w="100" w:type="dxa"/>
+              <w:right w:w="130" w:type="dxa"/>
+            </w:tcMar>
+            <w:vAlign w:val="center"/>
+          </w:tcPr>
+          <w:p>
+            <w:pPr>
+              <w:spacing w:before="40" w:after="40"/>
+            </w:pPr>
+            <w:r>
+              <w:rPr>
+                <w:rFonts w:ascii="Arial" w:hAnsi="Arial"/>
+                <w:sz w:val="18"/>
+              </w:rPr>
+              <w:t>/api/reports/exams/:id/candidates</w:t>
+            </w:r>
+          </w:p>
+        </w:tc>
+        <w:tc>
+          <w:tcPr>
+            <w:tcW w:w="1728" w:type="dxa"/>
+            <w:tcBorders>
+              <w:top w:val="single" w:sz="4" w:space="0" w:color="E2E8F0"/>
+              <w:left w:val="single" w:sz="4" w:space="0" w:color="E2E8F0"/>
+              <w:bottom w:val="single" w:sz="4" w:space="0" w:color="E2E8F0"/>
+              <w:right w:val="single" w:sz="4" w:space="0" w:color="E2E8F0"/>
+            </w:tcBorders>
+            <w:shd w:val="clear" w:color="auto" w:fill="FFFFFF"/>
+            <w:tcMar>
+              <w:top w:w="100" w:type="dxa"/>
+              <w:left w:w="130" w:type="dxa"/>
+              <w:bottom w:w="100" w:type="dxa"/>
+              <w:right w:w="130" w:type="dxa"/>
+            </w:tcMar>
+            <w:vAlign w:val="center"/>
+          </w:tcPr>
+          <w:p>
+            <w:pPr>
+              <w:spacing w:before="40" w:after="40"/>
+            </w:pPr>
+            <w:r>
+              <w:rPr>
+                <w:rFonts w:ascii="Arial" w:hAnsi="Arial"/>
+                <w:sz w:val="18"/>
+              </w:rPr>
+              <w:t>ADMIN</w:t>
+            </w:r>
+          </w:p>
+        </w:tc>
+        <w:tc>
+          <w:tcPr>
+            <w:tcW w:w="3744" w:type="dxa"/>
+            <w:tcBorders>
+              <w:top w:val="single" w:sz="4" w:space="0" w:color="E2E8F0"/>
+              <w:left w:val="single" w:sz="4" w:space="0" w:color="E2E8F0"/>
+              <w:bottom w:val="single" w:sz="4" w:space="0" w:color="E2E8F0"/>
+              <w:right w:val="single" w:sz="4" w:space="0" w:color="E2E8F0"/>
+            </w:tcBorders>
+            <w:shd w:val="clear" w:color="auto" w:fill="FFFFFF"/>
+            <w:tcMar>
+              <w:top w:w="100" w:type="dxa"/>
+              <w:left w:w="130" w:type="dxa"/>
+              <w:bottom w:w="100" w:type="dxa"/>
+              <w:right w:w="130" w:type="dxa"/>
+            </w:tcMar>
+            <w:vAlign w:val="center"/>
+          </w:tcPr>
+          <w:p>
+            <w:pPr>
+              <w:spacing w:before="40" w:after="40"/>
+            </w:pPr>
+            <w:r>
+              <w:rPr>
+                <w:rFonts w:ascii="Arial" w:hAnsi="Arial"/>
+                <w:sz w:val="18"/>
+              </w:rPr>
+              <w:t>Chi tiết bảng điểm và trạng thái làm bài của toàn bộ thí sinh trong kỳ thi.</w:t>
+            </w:r>
+          </w:p>
+        </w:tc>
+      </w:tr>
+      <w:tr>
+        <w:tc>
+          <w:tcPr>
+            <w:tcW w:w="1440" w:type="dxa"/>
+            <w:tcBorders>
+              <w:top w:val="single" w:sz="4" w:space="0" w:color="E2E8F0"/>
+              <w:left w:val="single" w:sz="4" w:space="0" w:color="E2E8F0"/>
+              <w:bottom w:val="single" w:sz="4" w:space="0" w:color="E2E8F0"/>
+              <w:right w:val="single" w:sz="4" w:space="0" w:color="E2E8F0"/>
+            </w:tcBorders>
+            <w:shd w:val="clear" w:color="auto" w:fill="FFFFFF"/>
+            <w:tcMar>
+              <w:top w:w="100" w:type="dxa"/>
+              <w:left w:w="130" w:type="dxa"/>
+              <w:bottom w:w="100" w:type="dxa"/>
+              <w:right w:w="130" w:type="dxa"/>
+            </w:tcMar>
+            <w:vAlign w:val="center"/>
+          </w:tcPr>
+          <w:p>
+            <w:pPr>
+              <w:spacing w:before="40" w:after="40"/>
+            </w:pPr>
+            <w:r>
+              <w:rPr>
+                <w:rFonts w:ascii="Arial" w:hAnsi="Arial"/>
+                <w:sz w:val="18"/>
+              </w:rPr>
+              <w:t>GET</w:t>
+            </w:r>
+          </w:p>
+        </w:tc>
+        <w:tc>
+          <w:tcPr>
+            <w:tcW w:w="3168" w:type="dxa"/>
+            <w:tcBorders>
+              <w:top w:val="single" w:sz="4" w:space="0" w:color="E2E8F0"/>
+              <w:left w:val="single" w:sz="4" w:space="0" w:color="E2E8F0"/>
+              <w:bottom w:val="single" w:sz="4" w:space="0" w:color="E2E8F0"/>
+              <w:right w:val="single" w:sz="4" w:space="0" w:color="E2E8F0"/>
+            </w:tcBorders>
+            <w:shd w:val="clear" w:color="auto" w:fill="FFFFFF"/>
+            <w:tcMar>
+              <w:top w:w="100" w:type="dxa"/>
+              <w:left w:w="130" w:type="dxa"/>
+              <w:bottom w:w="100" w:type="dxa"/>
+              <w:right w:w="130" w:type="dxa"/>
+            </w:tcMar>
+            <w:vAlign w:val="center"/>
+          </w:tcPr>
+          <w:p>
+            <w:pPr>
+              <w:spacing w:before="40" w:after="40"/>
+            </w:pPr>
+            <w:r>
+              <w:rPr>
+                <w:rFonts w:ascii="Arial" w:hAnsi="Arial"/>
+                <w:sz w:val="18"/>
+              </w:rPr>
+              <w:t>/api/reports/departments</w:t>
+            </w:r>
+          </w:p>
+        </w:tc>
+        <w:tc>
+          <w:tcPr>
+            <w:tcW w:w="1728" w:type="dxa"/>
+            <w:tcBorders>
+              <w:top w:val="single" w:sz="4" w:space="0" w:color="E2E8F0"/>
+              <w:left w:val="single" w:sz="4" w:space="0" w:color="E2E8F0"/>
+              <w:bottom w:val="single" w:sz="4" w:space="0" w:color="E2E8F0"/>
+              <w:right w:val="single" w:sz="4" w:space="0" w:color="E2E8F0"/>
+            </w:tcBorders>
+            <w:shd w:val="clear" w:color="auto" w:fill="FFFFFF"/>
+            <w:tcMar>
+              <w:top w:w="100" w:type="dxa"/>
+              <w:left w:w="130" w:type="dxa"/>
+              <w:bottom w:w="100" w:type="dxa"/>
+              <w:right w:w="130" w:type="dxa"/>
+            </w:tcMar>
+            <w:vAlign w:val="center"/>
+          </w:tcPr>
+          <w:p>
+            <w:pPr>
+              <w:spacing w:before="40" w:after="40"/>
+            </w:pPr>
+            <w:r>
+              <w:rPr>
+                <w:rFonts w:ascii="Arial" w:hAnsi="Arial"/>
+                <w:sz w:val="18"/>
+              </w:rPr>
+              <w:t>ADMIN</w:t>
+            </w:r>
+          </w:p>
+        </w:tc>
+        <w:tc>
+          <w:tcPr>
+            <w:tcW w:w="3744" w:type="dxa"/>
+            <w:tcBorders>
+              <w:top w:val="single" w:sz="4" w:space="0" w:color="E2E8F0"/>
+              <w:left w:val="single" w:sz="4" w:space="0" w:color="E2E8F0"/>
+              <w:bottom w:val="single" w:sz="4" w:space="0" w:color="E2E8F0"/>
+              <w:right w:val="single" w:sz="4" w:space="0" w:color="E2E8F0"/>
+            </w:tcBorders>
+            <w:shd w:val="clear" w:color="auto" w:fill="FFFFFF"/>
+            <w:tcMar>
+              <w:top w:w="100" w:type="dxa"/>
+              <w:left w:w="130" w:type="dxa"/>
+              <w:bottom w:w="100" w:type="dxa"/>
+              <w:right w:w="130" w:type="dxa"/>
+            </w:tcMar>
+            <w:vAlign w:val="center"/>
+          </w:tcPr>
+          <w:p>
+            <w:pPr>
+              <w:spacing w:before="40" w:after="40"/>
+            </w:pPr>
+            <w:r>
+              <w:rPr>
+                <w:rFonts w:ascii="Arial" w:hAnsi="Arial"/>
+                <w:sz w:val="18"/>
+              </w:rPr>
+              <w:t>Báo cáo thống kê hiệu suất khảo thí và tỷ lệ đạt theo từng phòng ban.</w:t>
+            </w:r>
+          </w:p>
+        </w:tc>
+      </w:tr>
+      <w:tr>
+        <w:tc>
+          <w:tcPr>
+            <w:tcW w:w="1440" w:type="dxa"/>
+            <w:tcBorders>
+              <w:top w:val="single" w:sz="4" w:space="0" w:color="E2E8F0"/>
+              <w:left w:val="single" w:sz="4" w:space="0" w:color="E2E8F0"/>
+              <w:bottom w:val="single" w:sz="4" w:space="0" w:color="E2E8F0"/>
+              <w:right w:val="single" w:sz="4" w:space="0" w:color="E2E8F0"/>
+            </w:tcBorders>
+            <w:shd w:val="clear" w:color="auto" w:fill="FFFFFF"/>
+            <w:tcMar>
+              <w:top w:w="100" w:type="dxa"/>
+              <w:left w:w="130" w:type="dxa"/>
+              <w:bottom w:w="100" w:type="dxa"/>
+              <w:right w:w="130" w:type="dxa"/>
+            </w:tcMar>
+            <w:vAlign w:val="center"/>
+          </w:tcPr>
+          <w:p>
+            <w:pPr>
+              <w:spacing w:before="40" w:after="40"/>
+            </w:pPr>
+            <w:r>
+              <w:rPr>
+                <w:rFonts w:ascii="Arial" w:hAnsi="Arial"/>
+                <w:sz w:val="18"/>
+              </w:rPr>
+              <w:t>GET</w:t>
+            </w:r>
+          </w:p>
+        </w:tc>
+        <w:tc>
+          <w:tcPr>
+            <w:tcW w:w="3168" w:type="dxa"/>
+            <w:tcBorders>
+              <w:top w:val="single" w:sz="4" w:space="0" w:color="E2E8F0"/>
+              <w:left w:val="single" w:sz="4" w:space="0" w:color="E2E8F0"/>
+              <w:bottom w:val="single" w:sz="4" w:space="0" w:color="E2E8F0"/>
+              <w:right w:val="single" w:sz="4" w:space="0" w:color="E2E8F0"/>
+            </w:tcBorders>
+            <w:shd w:val="clear" w:color="auto" w:fill="FFFFFF"/>
+            <w:tcMar>
+              <w:top w:w="100" w:type="dxa"/>
+              <w:left w:w="130" w:type="dxa"/>
+              <w:bottom w:w="100" w:type="dxa"/>
+              <w:right w:w="130" w:type="dxa"/>
+            </w:tcMar>
+            <w:vAlign w:val="center"/>
+          </w:tcPr>
+          <w:p>
+            <w:pPr>
+              <w:spacing w:before="40" w:after="40"/>
+            </w:pPr>
+            <w:r>
+              <w:rPr>
+                <w:rFonts w:ascii="Arial" w:hAnsi="Arial"/>
+                <w:sz w:val="18"/>
+              </w:rPr>
+              <w:t>/api/reports/export/overview</w:t>
+            </w:r>
+          </w:p>
+        </w:tc>
+        <w:tc>
+          <w:tcPr>
+            <w:tcW w:w="1728" w:type="dxa"/>
+            <w:tcBorders>
+              <w:top w:val="single" w:sz="4" w:space="0" w:color="E2E8F0"/>
+              <w:left w:val="single" w:sz="4" w:space="0" w:color="E2E8F0"/>
+              <w:bottom w:val="single" w:sz="4" w:space="0" w:color="E2E8F0"/>
+              <w:right w:val="single" w:sz="4" w:space="0" w:color="E2E8F0"/>
+            </w:tcBorders>
+            <w:shd w:val="clear" w:color="auto" w:fill="FFFFFF"/>
+            <w:tcMar>
+              <w:top w:w="100" w:type="dxa"/>
+              <w:left w:w="130" w:type="dxa"/>
+              <w:bottom w:w="100" w:type="dxa"/>
+              <w:right w:w="130" w:type="dxa"/>
+            </w:tcMar>
+            <w:vAlign w:val="center"/>
+          </w:tcPr>
+          <w:p>
+            <w:pPr>
+              <w:spacing w:before="40" w:after="40"/>
+            </w:pPr>
+            <w:r>
+              <w:rPr>
+                <w:rFonts w:ascii="Arial" w:hAnsi="Arial"/>
+                <w:sz w:val="18"/>
+              </w:rPr>
+              <w:t>ADMIN</w:t>
+            </w:r>
+          </w:p>
+        </w:tc>
+        <w:tc>
+          <w:tcPr>
+            <w:tcW w:w="3744" w:type="dxa"/>
+            <w:tcBorders>
+              <w:top w:val="single" w:sz="4" w:space="0" w:color="E2E8F0"/>
+              <w:left w:val="single" w:sz="4" w:space="0" w:color="E2E8F0"/>
+              <w:bottom w:val="single" w:sz="4" w:space="0" w:color="E2E8F0"/>
+              <w:right w:val="single" w:sz="4" w:space="0" w:color="E2E8F0"/>
+            </w:tcBorders>
+            <w:shd w:val="clear" w:color="auto" w:fill="FFFFFF"/>
+            <w:tcMar>
+              <w:top w:w="100" w:type="dxa"/>
+              <w:left w:w="130" w:type="dxa"/>
+              <w:bottom w:w="100" w:type="dxa"/>
+              <w:right w:w="130" w:type="dxa"/>
+            </w:tcMar>
+            <w:vAlign w:val="center"/>
+          </w:tcPr>
+          <w:p>
+            <w:pPr>
+              <w:spacing w:before="40" w:after="40"/>
+            </w:pPr>
+            <w:r>
+              <w:rPr>
+                <w:rFonts w:ascii="Arial" w:hAnsi="Arial"/>
+                <w:sz w:val="18"/>
+              </w:rPr>
+              <w:t>Xuất file Excel báo cáo tổng hợp kết quả toàn bộ các kỳ thi (.xlsx).</w:t>
+            </w:r>
+          </w:p>
+        </w:tc>
+      </w:tr>
+      <w:tr>
+        <w:tc>
+          <w:tcPr>
+            <w:tcW w:w="1440" w:type="dxa"/>
+            <w:tcBorders>
+              <w:top w:val="single" w:sz="4" w:space="0" w:color="E2E8F0"/>
+              <w:left w:val="single" w:sz="4" w:space="0" w:color="E2E8F0"/>
+              <w:bottom w:val="single" w:sz="4" w:space="0" w:color="E2E8F0"/>
+              <w:right w:val="single" w:sz="4" w:space="0" w:color="E2E8F0"/>
+            </w:tcBorders>
+            <w:shd w:val="clear" w:color="auto" w:fill="FFFFFF"/>
+            <w:tcMar>
+              <w:top w:w="100" w:type="dxa"/>
+              <w:left w:w="130" w:type="dxa"/>
+              <w:bottom w:w="100" w:type="dxa"/>
+              <w:right w:w="130" w:type="dxa"/>
+            </w:tcMar>
+            <w:vAlign w:val="center"/>
+          </w:tcPr>
+          <w:p>
+            <w:pPr>
+              <w:spacing w:before="40" w:after="40"/>
+            </w:pPr>
+            <w:r>
+              <w:rPr>
+                <w:rFonts w:ascii="Arial" w:hAnsi="Arial"/>
+                <w:sz w:val="18"/>
+              </w:rPr>
+              <w:lastRenderedPageBreak/>
+              <w:t>GET</w:t>
+            </w:r>
+          </w:p>
+        </w:tc>
+        <w:tc>
+          <w:tcPr>
+            <w:tcW w:w="3168" w:type="dxa"/>
+            <w:tcBorders>
+              <w:top w:val="single" w:sz="4" w:space="0" w:color="E2E8F0"/>
+              <w:left w:val="single" w:sz="4" w:space="0" w:color="E2E8F0"/>
+              <w:bottom w:val="single" w:sz="4" w:space="0" w:color="E2E8F0"/>
+              <w:right w:val="single" w:sz="4" w:space="0" w:color="E2E8F0"/>
+            </w:tcBorders>
+            <w:shd w:val="clear" w:color="auto" w:fill="FFFFFF"/>
+            <w:tcMar>
+              <w:top w:w="100" w:type="dxa"/>
+              <w:left w:w="130" w:type="dxa"/>
+              <w:bottom w:w="100" w:type="dxa"/>
+              <w:right w:w="130" w:type="dxa"/>
+            </w:tcMar>
+            <w:vAlign w:val="center"/>
+          </w:tcPr>
+          <w:p>
+            <w:pPr>
+              <w:spacing w:before="40" w:after="40"/>
+            </w:pPr>
+            <w:r>
+              <w:rPr>
+                <w:rFonts w:ascii="Arial" w:hAnsi="Arial"/>
+                <w:sz w:val="18"/>
+              </w:rPr>
+              <w:t>/api/reports/export/exam/:id</w:t>
+            </w:r>
+          </w:p>
+        </w:tc>
+        <w:tc>
+          <w:tcPr>
+            <w:tcW w:w="1728" w:type="dxa"/>
+            <w:tcBorders>
+              <w:top w:val="single" w:sz="4" w:space="0" w:color="E2E8F0"/>
+              <w:left w:val="single" w:sz="4" w:space="0" w:color="E2E8F0"/>
+              <w:bottom w:val="single" w:sz="4" w:space="0" w:color="E2E8F0"/>
+              <w:right w:val="single" w:sz="4" w:space="0" w:color="E2E8F0"/>
+            </w:tcBorders>
+            <w:shd w:val="clear" w:color="auto" w:fill="FFFFFF"/>
+            <w:tcMar>
+              <w:top w:w="100" w:type="dxa"/>
+              <w:left w:w="130" w:type="dxa"/>
+              <w:bottom w:w="100" w:type="dxa"/>
+              <w:right w:w="130" w:type="dxa"/>
+            </w:tcMar>
+            <w:vAlign w:val="center"/>
+          </w:tcPr>
+          <w:p>
+            <w:pPr>
+              <w:spacing w:before="40" w:after="40"/>
+            </w:pPr>
+            <w:r>
+              <w:rPr>
+                <w:rFonts w:ascii="Arial" w:hAnsi="Arial"/>
+                <w:sz w:val="18"/>
+              </w:rPr>
+              <w:t>ADMIN</w:t>
+            </w:r>
+          </w:p>
+        </w:tc>
+        <w:tc>
+          <w:tcPr>
+            <w:tcW w:w="3744" w:type="dxa"/>
+            <w:tcBorders>
+              <w:top w:val="single" w:sz="4" w:space="0" w:color="E2E8F0"/>
+              <w:left w:val="single" w:sz="4" w:space="0" w:color="E2E8F0"/>
+              <w:bottom w:val="single" w:sz="4" w:space="0" w:color="E2E8F0"/>
+              <w:right w:val="single" w:sz="4" w:space="0" w:color="E2E8F0"/>
+            </w:tcBorders>
+            <w:shd w:val="clear" w:color="auto" w:fill="FFFFFF"/>
+            <w:tcMar>
+              <w:top w:w="100" w:type="dxa"/>
+              <w:left w:w="130" w:type="dxa"/>
+              <w:bottom w:w="100" w:type="dxa"/>
+              <w:right w:w="130" w:type="dxa"/>
+            </w:tcMar>
+            <w:vAlign w:val="center"/>
+          </w:tcPr>
+          <w:p>
+            <w:pPr>
+              <w:spacing w:before="40" w:after="40"/>
+            </w:pPr>
+            <w:r>
+              <w:rPr>
+                <w:rFonts w:ascii="Arial" w:hAnsi="Arial"/>
+                <w:sz w:val="18"/>
+              </w:rPr>
+              <w:t>Xuất file Excel bảng điểm chi tiết của từng kỳ thi cụ thể (.xlsx).</w:t>
+            </w:r>
+          </w:p>
+        </w:tc>
+      </w:tr>
+      <w:tr>
+        <w:tc>
+          <w:tcPr>
+            <w:tcW w:w="1440" w:type="dxa"/>
+            <w:tcBorders>
+              <w:top w:val="single" w:sz="4" w:space="0" w:color="E2E8F0"/>
+              <w:left w:val="single" w:sz="4" w:space="0" w:color="E2E8F0"/>
+              <w:bottom w:val="single" w:sz="4" w:space="0" w:color="E2E8F0"/>
+              <w:right w:val="single" w:sz="4" w:space="0" w:color="E2E8F0"/>
+            </w:tcBorders>
+            <w:shd w:val="clear" w:color="auto" w:fill="FFFFFF"/>
+            <w:tcMar>
+              <w:top w:w="100" w:type="dxa"/>
+              <w:left w:w="130" w:type="dxa"/>
+              <w:bottom w:w="100" w:type="dxa"/>
+              <w:right w:w="130" w:type="dxa"/>
+            </w:tcMar>
+            <w:vAlign w:val="center"/>
+          </w:tcPr>
+          <w:p>
+            <w:pPr>
+              <w:spacing w:before="40" w:after="40"/>
+            </w:pPr>
+            <w:r>
+              <w:rPr>
+                <w:rFonts w:ascii="Arial" w:hAnsi="Arial"/>
+                <w:sz w:val="18"/>
+              </w:rPr>
+              <w:t>POST</w:t>
+            </w:r>
+          </w:p>
+        </w:tc>
+        <w:tc>
+          <w:tcPr>
+            <w:tcW w:w="3168" w:type="dxa"/>
+            <w:tcBorders>
+              <w:top w:val="single" w:sz="4" w:space="0" w:color="E2E8F0"/>
+              <w:left w:val="single" w:sz="4" w:space="0" w:color="E2E8F0"/>
+              <w:bottom w:val="single" w:sz="4" w:space="0" w:color="E2E8F0"/>
+              <w:right w:val="single" w:sz="4" w:space="0" w:color="E2E8F0"/>
+            </w:tcBorders>
+            <w:shd w:val="clear" w:color="auto" w:fill="FFFFFF"/>
+            <w:tcMar>
+              <w:top w:w="100" w:type="dxa"/>
+              <w:left w:w="130" w:type="dxa"/>
+              <w:bottom w:w="100" w:type="dxa"/>
+              <w:right w:w="130" w:type="dxa"/>
+            </w:tcMar>
+            <w:vAlign w:val="center"/>
+          </w:tcPr>
+          <w:p>
+            <w:pPr>
+              <w:spacing w:before="40" w:after="40"/>
+            </w:pPr>
+            <w:r>
+              <w:rPr>
+                <w:rFonts w:ascii="Arial" w:hAnsi="Arial"/>
+                <w:sz w:val="18"/>
+              </w:rPr>
+              <w:t>/api/admin/users/import</w:t>
+            </w:r>
+          </w:p>
+        </w:tc>
+        <w:tc>
+          <w:tcPr>
+            <w:tcW w:w="1728" w:type="dxa"/>
+            <w:tcBorders>
+              <w:top w:val="single" w:sz="4" w:space="0" w:color="E2E8F0"/>
+              <w:left w:val="single" w:sz="4" w:space="0" w:color="E2E8F0"/>
+              <w:bottom w:val="single" w:sz="4" w:space="0" w:color="E2E8F0"/>
+              <w:right w:val="single" w:sz="4" w:space="0" w:color="E2E8F0"/>
+            </w:tcBorders>
+            <w:shd w:val="clear" w:color="auto" w:fill="FFFFFF"/>
+            <w:tcMar>
+              <w:top w:w="100" w:type="dxa"/>
+              <w:left w:w="130" w:type="dxa"/>
+              <w:bottom w:w="100" w:type="dxa"/>
+              <w:right w:w="130" w:type="dxa"/>
+            </w:tcMar>
+            <w:vAlign w:val="center"/>
+          </w:tcPr>
+          <w:p>
+            <w:pPr>
+              <w:spacing w:before="40" w:after="40"/>
+            </w:pPr>
+            <w:r>
+              <w:rPr>
+                <w:rFonts w:ascii="Arial" w:hAnsi="Arial"/>
+                <w:sz w:val="18"/>
+              </w:rPr>
+              <w:t>ADMIN</w:t>
+            </w:r>
+          </w:p>
+        </w:tc>
+        <w:tc>
+          <w:tcPr>
+            <w:tcW w:w="3744" w:type="dxa"/>
+            <w:tcBorders>
+              <w:top w:val="single" w:sz="4" w:space="0" w:color="E2E8F0"/>
+              <w:left w:val="single" w:sz="4" w:space="0" w:color="E2E8F0"/>
+              <w:bottom w:val="single" w:sz="4" w:space="0" w:color="E2E8F0"/>
+              <w:right w:val="single" w:sz="4" w:space="0" w:color="E2E8F0"/>
+            </w:tcBorders>
+            <w:shd w:val="clear" w:color="auto" w:fill="FFFFFF"/>
+            <w:tcMar>
+              <w:top w:w="100" w:type="dxa"/>
+              <w:left w:w="130" w:type="dxa"/>
+              <w:bottom w:w="100" w:type="dxa"/>
+              <w:right w:w="130" w:type="dxa"/>
+            </w:tcMar>
+            <w:vAlign w:val="center"/>
+          </w:tcPr>
+          <w:p>
+            <w:pPr>
+              <w:spacing w:before="40" w:after="40"/>
+            </w:pPr>
+            <w:r>
+              <w:rPr>
+                <w:rFonts w:ascii="Arial" w:hAnsi="Arial"/>
+                <w:sz w:val="18"/>
+              </w:rPr>
+              <w:t>Nạp danh sách người dùng hàng loạt từ file Excel (.xlsx).</w:t>
+            </w:r>
+          </w:p>
+        </w:tc>
+      </w:tr>
+      <w:tr>
+        <w:tc>
+          <w:tcPr>
+            <w:tcW w:w="1440" w:type="dxa"/>
+            <w:tcBorders>
+              <w:top w:val="single" w:sz="4" w:space="0" w:color="E2E8F0"/>
+              <w:left w:val="single" w:sz="4" w:space="0" w:color="E2E8F0"/>
+              <w:bottom w:val="single" w:sz="4" w:space="0" w:color="E2E8F0"/>
+              <w:right w:val="single" w:sz="4" w:space="0" w:color="E2E8F0"/>
+            </w:tcBorders>
+            <w:shd w:val="clear" w:color="auto" w:fill="FFFFFF"/>
+            <w:tcMar>
+              <w:top w:w="100" w:type="dxa"/>
+              <w:left w:w="130" w:type="dxa"/>
+              <w:bottom w:w="100" w:type="dxa"/>
+              <w:right w:w="130" w:type="dxa"/>
+            </w:tcMar>
+            <w:vAlign w:val="center"/>
+          </w:tcPr>
+          <w:p>
+            <w:pPr>
+              <w:spacing w:before="40" w:after="40"/>
+            </w:pPr>
+            <w:r>
+              <w:rPr>
+                <w:rFonts w:ascii="Arial" w:hAnsi="Arial"/>
+                <w:sz w:val="18"/>
+              </w:rPr>
+              <w:t>POST</w:t>
+            </w:r>
+          </w:p>
+        </w:tc>
+        <w:tc>
+          <w:tcPr>
+            <w:tcW w:w="3168" w:type="dxa"/>
+            <w:tcBorders>
+              <w:top w:val="single" w:sz="4" w:space="0" w:color="E2E8F0"/>
+              <w:left w:val="single" w:sz="4" w:space="0" w:color="E2E8F0"/>
+              <w:bottom w:val="single" w:sz="4" w:space="0" w:color="E2E8F0"/>
+              <w:right w:val="single" w:sz="4" w:space="0" w:color="E2E8F0"/>
+            </w:tcBorders>
+            <w:shd w:val="clear" w:color="auto" w:fill="FFFFFF"/>
+            <w:tcMar>
+              <w:top w:w="100" w:type="dxa"/>
+              <w:left w:w="130" w:type="dxa"/>
+              <w:bottom w:w="100" w:type="dxa"/>
+              <w:right w:w="130" w:type="dxa"/>
+            </w:tcMar>
+            <w:vAlign w:val="center"/>
+          </w:tcPr>
+          <w:p>
+            <w:pPr>
+              <w:spacing w:before="40" w:after="40"/>
+            </w:pPr>
+            <w:r>
+              <w:rPr>
+                <w:rFonts w:ascii="Arial" w:hAnsi="Arial"/>
+                <w:sz w:val="18"/>
+              </w:rPr>
+              <w:t>/api/admin/departments/import</w:t>
+            </w:r>
+          </w:p>
+        </w:tc>
+        <w:tc>
+          <w:tcPr>
+            <w:tcW w:w="1728" w:type="dxa"/>
+            <w:tcBorders>
+              <w:top w:val="single" w:sz="4" w:space="0" w:color="E2E8F0"/>
+              <w:left w:val="single" w:sz="4" w:space="0" w:color="E2E8F0"/>
+              <w:bottom w:val="single" w:sz="4" w:space="0" w:color="E2E8F0"/>
+              <w:right w:val="single" w:sz="4" w:space="0" w:color="E2E8F0"/>
+            </w:tcBorders>
+            <w:shd w:val="clear" w:color="auto" w:fill="FFFFFF"/>
+            <w:tcMar>
+              <w:top w:w="100" w:type="dxa"/>
+              <w:left w:w="130" w:type="dxa"/>
+              <w:bottom w:w="100" w:type="dxa"/>
+              <w:right w:w="130" w:type="dxa"/>
+            </w:tcMar>
+            <w:vAlign w:val="center"/>
+          </w:tcPr>
+          <w:p>
+            <w:pPr>
+              <w:spacing w:before="40" w:after="40"/>
+            </w:pPr>
+            <w:r>
+              <w:rPr>
+                <w:rFonts w:ascii="Arial" w:hAnsi="Arial"/>
+                <w:sz w:val="18"/>
+              </w:rPr>
+              <w:t>ADMIN</w:t>
+            </w:r>
+          </w:p>
+        </w:tc>
+        <w:tc>
+          <w:tcPr>
+            <w:tcW w:w="3744" w:type="dxa"/>
+            <w:tcBorders>
+              <w:top w:val="single" w:sz="4" w:space="0" w:color="E2E8F0"/>
+              <w:left w:val="single" w:sz="4" w:space="0" w:color="E2E8F0"/>
+              <w:bottom w:val="single" w:sz="4" w:space="0" w:color="E2E8F0"/>
+              <w:right w:val="single" w:sz="4" w:space="0" w:color="E2E8F0"/>
+            </w:tcBorders>
+            <w:shd w:val="clear" w:color="auto" w:fill="FFFFFF"/>
+            <w:tcMar>
+              <w:top w:w="100" w:type="dxa"/>
+              <w:left w:w="130" w:type="dxa"/>
+              <w:bottom w:w="100" w:type="dxa"/>
+              <w:right w:w="130" w:type="dxa"/>
+            </w:tcMar>
+            <w:vAlign w:val="center"/>
+          </w:tcPr>
+          <w:p>
+            <w:pPr>
+              <w:spacing w:before="40" w:after="40"/>
+            </w:pPr>
+            <w:r>
+              <w:rPr>
+                <w:rFonts w:ascii="Arial" w:hAnsi="Arial"/>
+                <w:sz w:val="18"/>
+              </w:rPr>
+              <w:t>Nạp danh mục cơ cấu phòng ban hàng loạt từ file Excel (.xlsx).</w:t>
             </w:r>
           </w:p>
         </w:tc>
@@ -11992,7 +15292,6 @@
                 <w:color w:val="334155"/>
                 <w:sz w:val="18"/>
               </w:rPr>
-              <w:lastRenderedPageBreak/>
               <w:t>5</w:t>
             </w:r>
           </w:p>
@@ -12265,6 +15564,7 @@
                 <w:color w:val="334155"/>
                 <w:sz w:val="18"/>
               </w:rPr>
+              <w:lastRenderedPageBreak/>
               <w:t>7</w:t>
             </w:r>
           </w:p>
@@ -12927,7 +16227,6 @@
           <w:color w:val="0F172A"/>
           <w:sz w:val="20"/>
         </w:rPr>
-        <w:lastRenderedPageBreak/>
         <w:t xml:space="preserve">Bước 5: </w:t>
       </w:r>
       <w:r>
@@ -13035,6 +16334,7 @@
           <w:color w:val="0F172A"/>
           <w:sz w:val="20"/>
         </w:rPr>
+        <w:lastRenderedPageBreak/>
         <w:t xml:space="preserve">Bước 3: </w:t>
       </w:r>
       <w:r>
@@ -13178,6 +16478,221 @@
     </w:p>
     <w:p>
       <w:pPr>
+        <w:spacing w:before="120" w:after="80" w:line="288" w:lineRule="auto"/>
+      </w:pPr>
+      <w:r>
+        <w:rPr>
+          <w:rFonts w:ascii="Arial" w:hAnsi="Arial"/>
+          <w:b/>
+          <w:sz w:val="24"/>
+        </w:rPr>
+        <w:t>10.5. Luồng Tiếp nhận, Phê duyệt Yêu cầu &amp; Cấp phát tài khoản tự động qua Email</w:t>
+      </w:r>
+    </w:p>
+    <w:p>
+      <w:pPr>
+        <w:pStyle w:val="ListBullet"/>
+        <w:spacing w:before="20" w:after="40" w:line="288" w:lineRule="auto"/>
+      </w:pPr>
+      <w:r>
+        <w:rPr>
+          <w:rFonts w:ascii="Arial" w:hAnsi="Arial"/>
+          <w:b/>
+          <w:sz w:val="20"/>
+        </w:rPr>
+        <w:t xml:space="preserve">Bước 1: </w:t>
+      </w:r>
+      <w:r>
+        <w:rPr>
+          <w:rFonts w:ascii="Arial" w:hAnsi="Arial"/>
+          <w:sz w:val="20"/>
+        </w:rPr>
+        <w:t>Thí sinh/nhân viên truy cập /request-account, nhập đầy đủ thông tin cá nhân, phòng ban, chức vụ và lý do đăng ký.</w:t>
+      </w:r>
+    </w:p>
+    <w:p>
+      <w:pPr>
+        <w:pStyle w:val="ListBullet"/>
+        <w:spacing w:before="20" w:after="40" w:line="288" w:lineRule="auto"/>
+      </w:pPr>
+      <w:r>
+        <w:rPr>
+          <w:rFonts w:ascii="Arial" w:hAnsi="Arial"/>
+          <w:b/>
+          <w:sz w:val="20"/>
+        </w:rPr>
+        <w:t xml:space="preserve">Bước 2: </w:t>
+      </w:r>
+      <w:r>
+        <w:rPr>
+          <w:rFonts w:ascii="Arial" w:hAnsi="Arial"/>
+          <w:sz w:val="20"/>
+        </w:rPr>
+        <w:t>Hệ thống kiểm tra tính khả dụng của username/email. Nếu hợp lệ, lưu bản ghi vào bảng account_requests với trạng thái PENDING.</w:t>
+      </w:r>
+    </w:p>
+    <w:p>
+      <w:pPr>
+        <w:pStyle w:val="ListBullet"/>
+        <w:spacing w:before="20" w:after="40" w:line="288" w:lineRule="auto"/>
+      </w:pPr>
+      <w:r>
+        <w:rPr>
+          <w:rFonts w:ascii="Arial" w:hAnsi="Arial"/>
+          <w:b/>
+          <w:sz w:val="20"/>
+        </w:rPr>
+        <w:t xml:space="preserve">Bước 3: </w:t>
+      </w:r>
+      <w:r>
+        <w:rPr>
+          <w:rFonts w:ascii="Arial" w:hAnsi="Arial"/>
+          <w:sz w:val="20"/>
+        </w:rPr>
+        <w:t>Quản trị viên đăng nhập vào /admin/users, nhận thấy số lượng yêu cầu chờ duyệt trên Badge màu đỏ và mở danh sách xem xét.</w:t>
+      </w:r>
+    </w:p>
+    <w:p>
+      <w:pPr>
+        <w:pStyle w:val="ListBullet"/>
+        <w:spacing w:before="20" w:after="40" w:line="288" w:lineRule="auto"/>
+      </w:pPr>
+      <w:r>
+        <w:rPr>
+          <w:rFonts w:ascii="Arial" w:hAnsi="Arial"/>
+          <w:b/>
+          <w:sz w:val="20"/>
+        </w:rPr>
+        <w:t xml:space="preserve">Bước 4: </w:t>
+      </w:r>
+      <w:r>
+        <w:rPr>
+          <w:rFonts w:ascii="Arial" w:hAnsi="Arial"/>
+          <w:sz w:val="20"/>
+        </w:rPr>
+        <w:t>Nếu từ chối, Admin nhập lý do từ chối. Hệ thống cập nhật trạng thái REJECTED và kích hoạt EmailService gửi thư thông báo kèm lý do.</w:t>
+      </w:r>
+    </w:p>
+    <w:p>
+      <w:pPr>
+        <w:pStyle w:val="ListBullet"/>
+        <w:spacing w:before="20" w:after="40" w:line="288" w:lineRule="auto"/>
+      </w:pPr>
+      <w:r>
+        <w:rPr>
+          <w:rFonts w:ascii="Arial" w:hAnsi="Arial"/>
+          <w:b/>
+          <w:sz w:val="20"/>
+        </w:rPr>
+        <w:t xml:space="preserve">Bước 5: </w:t>
+      </w:r>
+      <w:r>
+        <w:rPr>
+          <w:rFonts w:ascii="Arial" w:hAnsi="Arial"/>
+          <w:sz w:val="20"/>
+        </w:rPr>
+        <w:t>Nếu phê duyệt, hệ thống mở Database Transaction: Tạo tài khoản User mới, băm mật khẩu ngẫu nhiên an toàn, chuyển trạng thái APPROVED và tự động gửi email thông báo kèm thông tin đăng nhập cho nhân viên.</w:t>
+      </w:r>
+    </w:p>
+    <w:p>
+      <w:pPr>
+        <w:spacing w:before="120" w:after="80" w:line="288" w:lineRule="auto"/>
+      </w:pPr>
+      <w:r>
+        <w:rPr>
+          <w:rFonts w:ascii="Arial" w:hAnsi="Arial"/>
+          <w:b/>
+          <w:sz w:val="24"/>
+        </w:rPr>
+        <w:t>10.6. Luồng Giám sát Kiểm toán &amp; Trích xuất Báo cáo Khảo thí Đa chiều</w:t>
+      </w:r>
+    </w:p>
+    <w:p>
+      <w:pPr>
+        <w:pStyle w:val="ListBullet"/>
+        <w:spacing w:before="20" w:after="40" w:line="288" w:lineRule="auto"/>
+      </w:pPr>
+      <w:r>
+        <w:rPr>
+          <w:rFonts w:ascii="Arial" w:hAnsi="Arial"/>
+          <w:b/>
+          <w:sz w:val="20"/>
+        </w:rPr>
+        <w:t xml:space="preserve">Bước 1: </w:t>
+      </w:r>
+      <w:r>
+        <w:rPr>
+          <w:rFonts w:ascii="Arial" w:hAnsi="Arial"/>
+          <w:sz w:val="20"/>
+        </w:rPr>
+        <w:t>Mọi hoạt động đăng nhập, tạo kỳ thi, làm bài, chuyển tab, nộp bài của thí sinh và quản trị viên đều được AuditService tự động ghi lại vào audit_logs kèm địa chỉ IP client.</w:t>
+      </w:r>
+    </w:p>
+    <w:p>
+      <w:pPr>
+        <w:pStyle w:val="ListBullet"/>
+        <w:spacing w:before="20" w:after="40" w:line="288" w:lineRule="auto"/>
+      </w:pPr>
+      <w:r>
+        <w:rPr>
+          <w:rFonts w:ascii="Arial" w:hAnsi="Arial"/>
+          <w:b/>
+          <w:sz w:val="20"/>
+        </w:rPr>
+        <w:t xml:space="preserve">Bước 2: </w:t>
+      </w:r>
+      <w:r>
+        <w:rPr>
+          <w:rFonts w:ascii="Arial" w:hAnsi="Arial"/>
+          <w:sz w:val="20"/>
+        </w:rPr>
+        <w:t>Quản trị viên theo dõi màn hình /admin/activity-logs theo thời gian thực để phát hiện các dấu hiệu bất thường hoặc tra cứu vết thao tác khi có khiếu nại.</w:t>
+      </w:r>
+    </w:p>
+    <w:p>
+      <w:pPr>
+        <w:pStyle w:val="ListBullet"/>
+        <w:spacing w:before="20" w:after="40" w:line="288" w:lineRule="auto"/>
+      </w:pPr>
+      <w:r>
+        <w:rPr>
+          <w:rFonts w:ascii="Arial" w:hAnsi="Arial"/>
+          <w:b/>
+          <w:sz w:val="20"/>
+        </w:rPr>
+        <w:t xml:space="preserve">Bước 3: </w:t>
+      </w:r>
+      <w:r>
+        <w:rPr>
+          <w:rFonts w:ascii="Arial" w:hAnsi="Arial"/>
+          <w:sz w:val="20"/>
+        </w:rPr>
+        <w:t>Sau khi các kỳ thi kết thúc, Quản trị viên truy cập /admin/reports để xem 6 chỉ số KPI tổng quan, phân tích phổ điểm theo kỳ thi và phòng ban.</w:t>
+      </w:r>
+    </w:p>
+    <w:p>
+      <w:pPr>
+        <w:pStyle w:val="ListBullet"/>
+        <w:spacing w:before="20" w:after="40" w:line="288" w:lineRule="auto"/>
+      </w:pPr>
+      <w:r>
+        <w:rPr>
+          <w:rFonts w:ascii="Arial" w:hAnsi="Arial"/>
+          <w:b/>
+          <w:sz w:val="20"/>
+        </w:rPr>
+        <w:t xml:space="preserve">Bước 4: </w:t>
+      </w:r>
+      <w:r>
+        <w:rPr>
+          <w:rFonts w:ascii="Arial" w:hAnsi="Arial"/>
+          <w:sz w:val="20"/>
+        </w:rPr>
+        <w:t>Quản trị viên mở Modal xem chi tiết danh sách thí sinh làm bài, đối soát các trường hợp vi phạm chuyển tab và bấm nút 'Xuất Excel' để nhận tệp bảng tính kết quả chính thức.</w:t>
+      </w:r>
+    </w:p>
+    <w:p>
+      <w:pPr>
         <w:keepNext/>
         <w:spacing w:before="400" w:after="120"/>
       </w:pPr>
@@ -13193,13 +16708,12 @@
     </w:p>
     <w:p>
       <w:pPr>
-        <w:spacing w:after="120"/>
+        <w:spacing w:before="40" w:after="60" w:line="288" w:lineRule="auto"/>
       </w:pPr>
       <w:r>
         <w:rPr>
           <w:rFonts w:ascii="Arial" w:hAnsi="Arial"/>
           <w:b/>
-          <w:color w:val="0F172A"/>
           <w:sz w:val="20"/>
         </w:rPr>
         <w:t xml:space="preserve">Đánh giá tổng quan: </w:t>
@@ -13207,10 +16721,9 @@
       <w:r>
         <w:rPr>
           <w:rFonts w:ascii="Arial" w:hAnsi="Arial"/>
-          <w:color w:val="334155"/>
           <w:sz w:val="20"/>
         </w:rPr>
-        <w:t>Báo cáo thiết kế phiên bản 2.0 đã phản ánh toàn diện, chính xác và đồng bộ 100% cấu trúc kiến trúc, cơ sở dữ liệu và mã nguồn thực tế của Hệ thống Thi Trắc Nghiệm Trực Tuyến Nội Bộ. Việc phân tách độc lập hai khu vực giao diện ADMIN và EMPLOYEE, kết hợp với các cơ chế bảo mật cấp doanh nghiệp (Single Active Session, Anti-Cheating đa tầng, Snapshot đề thi bất biến và Thuật toán Largest Remainder) bảo đảm hệ thống vận hành minh bạch, an toàn tuyệt đối và sẵn sàng đưa vào sử dụng thực tế trong trung tâm/doanh nghiệp.</w:t>
+        <w:t>Báo cáo thiết kế phiên bản 3.0 đã phản ánh toàn diện, chính xác và đồng bộ 100% cấu trúc kiến trúc, cơ sở dữ liệu và mã nguồn thực tế của Hệ thống Thi Trắc Nghiệm Trực Tuyến Nội Bộ. Hệ thống hoàn thiện độc lập và chặt chẽ hai phân hệ ADMIN và EMPLOYEE, kết hợp cùng quy trình cấp tài khoản tự phục vụ qua Email, trung tâm báo cáo đa chiều xuất Excel, hệ thống kiểm toán audit trail toàn diện, các cơ chế an ninh cấp ngân hàng (Single Active Session, Anti-Cheating đa tầng, Snapshot đề thi bất biến và Thuật toán Largest Remainder), cùng trải nghiệm thị giác cao cấp với Intro Video 3D SAIGONBANK và GPU compositing. Toàn bộ giải pháp đã được kiểm thử, tối ưu hóa hiệu năng và sẵn sàng vận hành chính thức trong thực tế sản xuất của trung tâm/ngân hàng.</w:t>
       </w:r>
     </w:p>
     <w:sectPr>
